--- a/conf/tezis_groshev.docx
+++ b/conf/tezis_groshev.docx
@@ -31,9 +31,47 @@
       </w:pPr>
       <w:r>
         <w:rPr>
+          <w:rFonts w:eastAsia="Arial Unicode MS" w:cs="Arial Unicode MS"/>
+          <w:b/>
+          <w:bCs/>
+          <w:i w:val="false"/>
+          <w:iCs w:val="false"/>
+          <w:caps w:val="false"/>
+          <w:smallCaps w:val="false"/>
+          <w:strike w:val="false"/>
+          <w:dstrike w:val="false"/>
+          <w:outline w:val="false"/>
+          <w:emboss w:val="false"/>
+          <w:imprint w:val="false"/>
+          <w:vanish w:val="false"/>
+          <w:color w:val="000000"/>
+          <w:spacing w:val="0"/>
+          <w:w w:val="100"/>
+          <w:kern w:val="0"/>
+          <w:position w:val="0"/>
+          <w:sz w:val="24"/>
+          <w:sz w:val="24"/>
+          <w:szCs w:val="24"/>
+          <w:u w:val="none" w:color="000000"/>
+          <w:shd w:fill="FFFFFF" w:val="clear"/>
+          <w:vertAlign w:val="baseline"/>
+          <w:lang w:val="ru-RU" w:eastAsia="zh-CN" w:bidi="hi-IN"/>
+          <w14:textOutline>
+            <w14:noFill/>
+          </w14:textOutline>
+          <w14:textFill>
+            <w14:solidFill>
+              <w14:srgbClr w14:val="000000"/>
+            </w14:solidFill>
+          </w14:textFill>
+        </w:rPr>
+        <w:t>В</w:t>
+      </w:r>
+      <w:r>
+        <w:rPr>
           <w:lang w:val="ru-RU"/>
         </w:rPr>
-        <w:t>Разработка и верификация инструкций динамического разрешения в статически типизированной виртуальной машине.</w:t>
+        <w:t>ерификация инструкций динамического разрешения в статически типизированной виртуальной машине.</w:t>
       </w:r>
     </w:p>
     <w:p>
@@ -115,13 +153,42 @@
           <w:szCs w:val="22"/>
           <w:lang w:val="ru-RU"/>
         </w:rPr>
-        <w:t>В настоящее время большой популярностью пользуются языки со статической типизацией. Однако в условиях существования обширной кодовой базы, написанной на динамически типизированных языках программирования, на первый план выходит задача обеспечения их интероперабельности. Особенно актуальной становится поддержка межъязыкового взаимодействия на уровне виртуальной машины при сохранении безопасности выполнения и возможности статической верификации.</w:t>
-      </w:r>
-      <w:r>
-        <w:rPr>
-          <w:lang w:val="ru-RU"/>
-        </w:rPr>
-        <w:t xml:space="preserve"> </w:t>
+        <w:t xml:space="preserve">В настоящее время большой популярностью пользуются языки со статической типизацией. </w:t>
+      </w:r>
+      <w:r>
+        <w:rPr>
+          <w:rFonts w:eastAsia="Arial Unicode MS" w:cs="Arial Unicode MS" w:ascii="Times New Roman" w:hAnsi="Times New Roman"/>
+          <w:b w:val="false"/>
+          <w:bCs w:val="false"/>
+          <w:i w:val="false"/>
+          <w:iCs w:val="false"/>
+          <w:caps w:val="false"/>
+          <w:smallCaps w:val="false"/>
+          <w:strike w:val="false"/>
+          <w:dstrike w:val="false"/>
+          <w:outline w:val="false"/>
+          <w:emboss w:val="false"/>
+          <w:imprint w:val="false"/>
+          <w:vanish w:val="false"/>
+          <w:color w:val="000000"/>
+          <w:spacing w:val="0"/>
+          <w:w w:val="100"/>
+          <w:kern w:val="0"/>
+          <w:position w:val="0"/>
+          <w:sz w:val="22"/>
+          <w:sz w:val="22"/>
+          <w:szCs w:val="22"/>
+          <w:u w:val="none" w:color="000000"/>
+          <w:shd w:fill="auto" w:val="clear"/>
+          <w:vertAlign w:val="baseline"/>
+          <w:lang w:val="ru-RU" w:eastAsia="zh-CN" w:bidi="hi-IN"/>
+          <w14:textFill>
+            <w14:solidFill>
+              <w14:srgbClr w14:val="000000"/>
+            </w14:solidFill>
+          </w14:textFill>
+        </w:rPr>
+        <w:t>При этом зачастую возникает потребность в поддержании ряда динамических типов на уровне среды исполнения. Поддержка динамических аспектов не должна приводить к снижению гарантий типовой безопасности или к появлению дополнительных ошибок времени выполнения. Однако существующие платформы, такие как Android Runtime (ART) и Java Virtual Machine (JVM), изначально ориентированы преимущественно на строго статическую модель типов и не предоставляют специализированного набора инструкций, напрямую предназначенного для эффективной и безопасной работы с динамически разрешаемыми типами.</w:t>
       </w:r>
       <w:r>
         <w:rPr>
@@ -156,7 +223,77 @@
             </w14:solidFill>
           </w14:textFill>
         </w:rPr>
-        <w:t>Существующие платформы, такие как Android Runtime (ART) и Java Virtual Machine (JVM), предоставляют механизмы межъязыкового взаимодействия. Однако они не содержат специализированного набора инструкций, ориентированного непосредственно на такие сценарии. Разработка и верификация подобных инструкций являются целью данной работы</w:t>
+        <w:t xml:space="preserve"> Разработка </w:t>
+      </w:r>
+      <w:r>
+        <w:rPr>
+          <w:rFonts w:eastAsia="Arial Unicode MS" w:cs="Arial Unicode MS" w:ascii="Times New Roman" w:hAnsi="Times New Roman"/>
+          <w:b w:val="false"/>
+          <w:bCs w:val="false"/>
+          <w:i w:val="false"/>
+          <w:iCs w:val="false"/>
+          <w:caps w:val="false"/>
+          <w:smallCaps w:val="false"/>
+          <w:strike w:val="false"/>
+          <w:dstrike w:val="false"/>
+          <w:outline w:val="false"/>
+          <w:emboss w:val="false"/>
+          <w:imprint w:val="false"/>
+          <w:vanish w:val="false"/>
+          <w:color w:val="000000"/>
+          <w:spacing w:val="0"/>
+          <w:w w:val="100"/>
+          <w:kern w:val="0"/>
+          <w:position w:val="0"/>
+          <w:sz w:val="22"/>
+          <w:sz w:val="22"/>
+          <w:szCs w:val="22"/>
+          <w:u w:val="none" w:color="000000"/>
+          <w:shd w:fill="auto" w:val="clear"/>
+          <w:vertAlign w:val="baseline"/>
+          <w:lang w:val="en-US" w:eastAsia="zh-CN" w:bidi="hi-IN"/>
+          <w14:textFill>
+            <w14:solidFill>
+              <w14:srgbClr w14:val="000000"/>
+            </w14:solidFill>
+          </w14:textFill>
+        </w:rPr>
+        <w:t>алгоритмов</w:t>
+      </w:r>
+      <w:r>
+        <w:rPr>
+          <w:rFonts w:eastAsia="Arial Unicode MS" w:cs="Arial Unicode MS" w:ascii="Times New Roman" w:hAnsi="Times New Roman"/>
+          <w:b w:val="false"/>
+          <w:bCs w:val="false"/>
+          <w:i w:val="false"/>
+          <w:iCs w:val="false"/>
+          <w:caps w:val="false"/>
+          <w:smallCaps w:val="false"/>
+          <w:strike w:val="false"/>
+          <w:dstrike w:val="false"/>
+          <w:outline w:val="false"/>
+          <w:emboss w:val="false"/>
+          <w:imprint w:val="false"/>
+          <w:vanish w:val="false"/>
+          <w:color w:val="000000"/>
+          <w:spacing w:val="0"/>
+          <w:w w:val="100"/>
+          <w:kern w:val="0"/>
+          <w:position w:val="0"/>
+          <w:sz w:val="22"/>
+          <w:sz w:val="22"/>
+          <w:szCs w:val="22"/>
+          <w:u w:val="none" w:color="000000"/>
+          <w:shd w:fill="auto" w:val="clear"/>
+          <w:vertAlign w:val="baseline"/>
+          <w:lang w:val="en-US" w:eastAsia="zh-CN" w:bidi="hi-IN"/>
+          <w14:textFill>
+            <w14:solidFill>
+              <w14:srgbClr w14:val="000000"/>
+            </w14:solidFill>
+          </w14:textFill>
+        </w:rPr>
+        <w:t xml:space="preserve"> верификация подобных инструкций являются целью данной работы.</w:t>
       </w:r>
     </w:p>
     <w:p>
@@ -221,6 +358,43 @@
           <w:sz w:val="22"/>
           <w:szCs w:val="22"/>
         </w:rPr>
+        <w:tab/>
+        <w:tab/>
+        <w:tab/>
+        <w:tab/>
+      </w:r>
+    </w:p>
+    <w:p>
+      <w:pPr>
+        <w:pStyle w:val="Normal"/>
+        <w:widowControl/>
+        <w:ind w:left="0" w:right="0" w:hanging="0"/>
+        <w:rPr>
+          <w:rFonts w:ascii="Times New Roman" w:hAnsi="Times New Roman"/>
+          <w:b w:val="false"/>
+          <w:i w:val="false"/>
+          <w:caps w:val="false"/>
+          <w:smallCaps w:val="false"/>
+          <w:color w:val="000000"/>
+          <w:spacing w:val="0"/>
+          <w:sz w:val="22"/>
+          <w:szCs w:val="22"/>
+        </w:rPr>
+      </w:pPr>
+      <w:r>
+        <w:rPr>
+          <w:rFonts w:ascii="Times New Roman" w:hAnsi="Times New Roman"/>
+          <w:b w:val="false"/>
+          <w:i w:val="false"/>
+          <w:caps w:val="false"/>
+          <w:smallCaps w:val="false"/>
+          <w:color w:val="000000"/>
+          <w:spacing w:val="0"/>
+          <w:sz w:val="22"/>
+          <w:szCs w:val="22"/>
+        </w:rPr>
+        <w:tab/>
+        <w:tab/>
         <w:tab/>
         <w:tab/>
       </w:r>
@@ -229,12 +403,12 @@
           <wp:anchor behindDoc="0" distT="0" distB="0" distL="0" distR="0" simplePos="0" locked="0" layoutInCell="0" allowOverlap="1" relativeHeight="2">
             <wp:simplePos x="0" y="0"/>
             <wp:positionH relativeFrom="column">
-              <wp:posOffset>992505</wp:posOffset>
+              <wp:align>center</wp:align>
             </wp:positionH>
             <wp:positionV relativeFrom="paragraph">
-              <wp:posOffset>114935</wp:posOffset>
+              <wp:posOffset>635</wp:posOffset>
             </wp:positionV>
-            <wp:extent cx="4216400" cy="3065780"/>
+            <wp:extent cx="3200400" cy="1987550"/>
             <wp:effectExtent l="0" t="0" r="0" b="0"/>
             <wp:wrapSquare wrapText="largest"/>
             <wp:docPr id="1" name="Image1" descr=""/>
@@ -259,7 +433,7 @@
                   <pic:spPr bwMode="auto">
                     <a:xfrm>
                       <a:off x="0" y="0"/>
-                      <a:ext cx="4216400" cy="3065780"/>
+                      <a:ext cx="3200400" cy="1987550"/>
                     </a:xfrm>
                     <a:prstGeom prst="rect">
                       <a:avLst/>
@@ -293,6 +467,11 @@
         <w:widowControl/>
         <w:ind w:left="0" w:right="0" w:hanging="0"/>
         <w:rPr>
+          <w:lang w:val="ru-RU"/>
+        </w:rPr>
+      </w:pPr>
+      <w:r>
+        <w:rPr>
           <w:rFonts w:ascii="Times New Roman" w:hAnsi="Times New Roman"/>
           <w:b w:val="false"/>
           <w:i w:val="false"/>
@@ -303,8 +482,13 @@
           <w:sz w:val="22"/>
           <w:szCs w:val="22"/>
         </w:rPr>
-      </w:pPr>
-      <w:r>
+      </w:r>
+    </w:p>
+    <w:p>
+      <w:pPr>
+        <w:pStyle w:val="Normal"/>
+        <w:widowControl/>
+        <w:ind w:left="0" w:right="0" w:hanging="0"/>
         <w:rPr>
           <w:rFonts w:ascii="Times New Roman" w:hAnsi="Times New Roman"/>
           <w:b w:val="false"/>
@@ -315,255 +499,24 @@
           <w:spacing w:val="0"/>
           <w:sz w:val="22"/>
           <w:szCs w:val="22"/>
+        </w:rPr>
+      </w:pPr>
+      <w:r>
+        <w:rPr>
+          <w:rFonts w:ascii="Times New Roman" w:hAnsi="Times New Roman"/>
+          <w:b w:val="false"/>
+          <w:i w:val="false"/>
+          <w:caps w:val="false"/>
+          <w:smallCaps w:val="false"/>
+          <w:color w:val="000000"/>
+          <w:spacing w:val="0"/>
+          <w:sz w:val="22"/>
+          <w:szCs w:val="22"/>
+          <w:lang w:val="ru-RU"/>
         </w:rPr>
         <w:tab/>
         <w:tab/>
         <w:tab/>
-        <w:tab/>
-        <w:tab/>
-        <w:tab/>
-      </w:r>
-    </w:p>
-    <w:p>
-      <w:pPr>
-        <w:pStyle w:val="Normal"/>
-        <w:widowControl/>
-        <w:ind w:left="0" w:right="0" w:hanging="0"/>
-        <w:rPr>
-          <w:lang w:val="ru-RU"/>
-        </w:rPr>
-      </w:pPr>
-      <w:r>
-        <w:rPr>
-          <w:rFonts w:ascii="Times New Roman" w:hAnsi="Times New Roman"/>
-          <w:b w:val="false"/>
-          <w:i w:val="false"/>
-          <w:caps w:val="false"/>
-          <w:smallCaps w:val="false"/>
-          <w:color w:val="000000"/>
-          <w:spacing w:val="0"/>
-          <w:sz w:val="22"/>
-          <w:szCs w:val="22"/>
-        </w:rPr>
-      </w:r>
-    </w:p>
-    <w:p>
-      <w:pPr>
-        <w:pStyle w:val="Normal"/>
-        <w:widowControl/>
-        <w:ind w:left="0" w:right="0" w:hanging="0"/>
-        <w:rPr>
-          <w:rFonts w:ascii="Times New Roman" w:hAnsi="Times New Roman"/>
-          <w:b w:val="false"/>
-          <w:i w:val="false"/>
-          <w:caps w:val="false"/>
-          <w:smallCaps w:val="false"/>
-          <w:color w:val="000000"/>
-          <w:spacing w:val="0"/>
-          <w:sz w:val="22"/>
-          <w:szCs w:val="22"/>
-        </w:rPr>
-      </w:pPr>
-      <w:r>
-        <w:rPr>
-          <w:rFonts w:ascii="Times New Roman" w:hAnsi="Times New Roman"/>
-          <w:b w:val="false"/>
-          <w:i w:val="false"/>
-          <w:caps w:val="false"/>
-          <w:smallCaps w:val="false"/>
-          <w:color w:val="000000"/>
-          <w:spacing w:val="0"/>
-          <w:sz w:val="22"/>
-          <w:szCs w:val="22"/>
-          <w:lang w:val="ru-RU"/>
-        </w:rPr>
-        <w:tab/>
-        <w:tab/>
-        <w:tab/>
-      </w:r>
-    </w:p>
-    <w:p>
-      <w:pPr>
-        <w:pStyle w:val="Normal"/>
-        <w:widowControl/>
-        <w:ind w:left="0" w:right="0" w:hanging="0"/>
-        <w:rPr>
-          <w:lang w:val="ru-RU"/>
-        </w:rPr>
-      </w:pPr>
-      <w:r>
-        <w:rPr>
-          <w:rFonts w:ascii="Times New Roman" w:hAnsi="Times New Roman"/>
-          <w:b w:val="false"/>
-          <w:i w:val="false"/>
-          <w:caps w:val="false"/>
-          <w:smallCaps w:val="false"/>
-          <w:color w:val="000000"/>
-          <w:spacing w:val="0"/>
-          <w:sz w:val="22"/>
-          <w:szCs w:val="22"/>
-        </w:rPr>
-      </w:r>
-    </w:p>
-    <w:p>
-      <w:pPr>
-        <w:pStyle w:val="Normal"/>
-        <w:widowControl/>
-        <w:ind w:left="0" w:right="0" w:hanging="0"/>
-        <w:rPr>
-          <w:lang w:val="ru-RU"/>
-        </w:rPr>
-      </w:pPr>
-      <w:r>
-        <w:rPr>
-          <w:rFonts w:ascii="Times New Roman" w:hAnsi="Times New Roman"/>
-          <w:b w:val="false"/>
-          <w:i w:val="false"/>
-          <w:caps w:val="false"/>
-          <w:smallCaps w:val="false"/>
-          <w:color w:val="000000"/>
-          <w:spacing w:val="0"/>
-          <w:sz w:val="22"/>
-          <w:szCs w:val="22"/>
-        </w:rPr>
-      </w:r>
-    </w:p>
-    <w:p>
-      <w:pPr>
-        <w:pStyle w:val="Normal"/>
-        <w:widowControl/>
-        <w:ind w:left="0" w:right="0" w:hanging="0"/>
-        <w:rPr>
-          <w:lang w:val="ru-RU"/>
-        </w:rPr>
-      </w:pPr>
-      <w:r>
-        <w:rPr>
-          <w:rFonts w:ascii="Times New Roman" w:hAnsi="Times New Roman"/>
-          <w:b w:val="false"/>
-          <w:i w:val="false"/>
-          <w:caps w:val="false"/>
-          <w:smallCaps w:val="false"/>
-          <w:color w:val="000000"/>
-          <w:spacing w:val="0"/>
-          <w:sz w:val="22"/>
-          <w:szCs w:val="22"/>
-        </w:rPr>
-      </w:r>
-    </w:p>
-    <w:p>
-      <w:pPr>
-        <w:pStyle w:val="Normal"/>
-        <w:widowControl/>
-        <w:ind w:left="0" w:right="0" w:hanging="0"/>
-        <w:rPr>
-          <w:lang w:val="ru-RU"/>
-        </w:rPr>
-      </w:pPr>
-      <w:r>
-        <w:rPr>
-          <w:rFonts w:ascii="Times New Roman" w:hAnsi="Times New Roman"/>
-          <w:b w:val="false"/>
-          <w:i w:val="false"/>
-          <w:caps w:val="false"/>
-          <w:smallCaps w:val="false"/>
-          <w:color w:val="000000"/>
-          <w:spacing w:val="0"/>
-          <w:sz w:val="22"/>
-          <w:szCs w:val="22"/>
-        </w:rPr>
-      </w:r>
-    </w:p>
-    <w:p>
-      <w:pPr>
-        <w:pStyle w:val="Normal"/>
-        <w:widowControl/>
-        <w:ind w:left="0" w:right="0" w:hanging="0"/>
-        <w:rPr>
-          <w:lang w:val="ru-RU"/>
-        </w:rPr>
-      </w:pPr>
-      <w:r>
-        <w:rPr>
-          <w:rFonts w:ascii="Times New Roman" w:hAnsi="Times New Roman"/>
-          <w:b w:val="false"/>
-          <w:i w:val="false"/>
-          <w:caps w:val="false"/>
-          <w:smallCaps w:val="false"/>
-          <w:color w:val="000000"/>
-          <w:spacing w:val="0"/>
-          <w:sz w:val="22"/>
-          <w:szCs w:val="22"/>
-        </w:rPr>
-      </w:r>
-    </w:p>
-    <w:p>
-      <w:pPr>
-        <w:pStyle w:val="Normal"/>
-        <w:widowControl/>
-        <w:ind w:left="0" w:right="0" w:hanging="0"/>
-        <w:rPr>
-          <w:lang w:val="ru-RU"/>
-        </w:rPr>
-      </w:pPr>
-      <w:r>
-        <w:rPr>
-          <w:rFonts w:ascii="Times New Roman" w:hAnsi="Times New Roman"/>
-          <w:b w:val="false"/>
-          <w:i w:val="false"/>
-          <w:caps w:val="false"/>
-          <w:smallCaps w:val="false"/>
-          <w:color w:val="000000"/>
-          <w:spacing w:val="0"/>
-          <w:sz w:val="22"/>
-          <w:szCs w:val="22"/>
-        </w:rPr>
-      </w:r>
-    </w:p>
-    <w:p>
-      <w:pPr>
-        <w:pStyle w:val="Normal"/>
-        <w:widowControl/>
-        <w:ind w:left="0" w:right="0" w:hanging="0"/>
-        <w:rPr>
-          <w:lang w:val="ru-RU"/>
-        </w:rPr>
-      </w:pPr>
-      <w:r>
-        <w:rPr>
-          <w:rFonts w:ascii="Times New Roman" w:hAnsi="Times New Roman"/>
-          <w:b w:val="false"/>
-          <w:i w:val="false"/>
-          <w:caps w:val="false"/>
-          <w:smallCaps w:val="false"/>
-          <w:color w:val="000000"/>
-          <w:spacing w:val="0"/>
-          <w:sz w:val="22"/>
-          <w:szCs w:val="22"/>
-        </w:rPr>
-      </w:r>
-    </w:p>
-    <w:p>
-      <w:pPr>
-        <w:pStyle w:val="Normal"/>
-        <w:widowControl/>
-        <w:ind w:left="0" w:right="0" w:hanging="0"/>
-        <w:rPr>
-          <w:lang w:val="ru-RU"/>
-        </w:rPr>
-      </w:pPr>
-      <w:r>
-        <w:rPr>
-          <w:rFonts w:ascii="Times New Roman" w:hAnsi="Times New Roman"/>
-          <w:b w:val="false"/>
-          <w:i w:val="false"/>
-          <w:caps w:val="false"/>
-          <w:smallCaps w:val="false"/>
-          <w:color w:val="000000"/>
-          <w:spacing w:val="0"/>
-          <w:sz w:val="22"/>
-          <w:szCs w:val="22"/>
-        </w:rPr>
       </w:r>
     </w:p>
     <w:p>
@@ -711,6 +664,14 @@
         <w:ind w:left="0" w:right="0" w:hanging="0"/>
         <w:jc w:val="center"/>
         <w:rPr>
+          <w:i/>
+          <w:i/>
+          <w:iCs/>
+          <w:lang w:val="ru-RU"/>
+        </w:rPr>
+      </w:pPr>
+      <w:r>
+        <w:rPr>
           <w:rFonts w:ascii="Times New Roman" w:hAnsi="Times New Roman"/>
           <w:b w:val="false"/>
           <w:i w:val="false"/>
@@ -721,6 +682,20 @@
           <w:sz w:val="22"/>
           <w:szCs w:val="22"/>
         </w:rPr>
+      </w:r>
+    </w:p>
+    <w:p>
+      <w:pPr>
+        <w:pStyle w:val="Normal"/>
+        <w:widowControl/>
+        <w:ind w:left="0" w:right="0" w:hanging="0"/>
+        <w:jc w:val="center"/>
+        <w:rPr>
+          <w:i/>
+          <w:i/>
+          <w:iCs/>
+          <w:lang w:val="ru-RU"/>
+        </w:rPr>
       </w:pPr>
       <w:r>
         <w:rPr>
@@ -733,10 +708,108 @@
           <w:spacing w:val="0"/>
           <w:sz w:val="22"/>
           <w:szCs w:val="22"/>
+        </w:rPr>
+      </w:r>
+    </w:p>
+    <w:p>
+      <w:pPr>
+        <w:pStyle w:val="Normal"/>
+        <w:widowControl/>
+        <w:ind w:left="0" w:right="0" w:hanging="0"/>
+        <w:jc w:val="center"/>
+        <w:rPr>
+          <w:i/>
+          <w:i/>
+          <w:iCs/>
           <w:lang w:val="ru-RU"/>
         </w:rPr>
-        <w:tab/>
-      </w:r>
+      </w:pPr>
+      <w:r>
+        <w:rPr>
+          <w:rFonts w:ascii="Times New Roman" w:hAnsi="Times New Roman"/>
+          <w:b w:val="false"/>
+          <w:i w:val="false"/>
+          <w:caps w:val="false"/>
+          <w:smallCaps w:val="false"/>
+          <w:color w:val="000000"/>
+          <w:spacing w:val="0"/>
+          <w:sz w:val="22"/>
+          <w:szCs w:val="22"/>
+        </w:rPr>
+      </w:r>
+    </w:p>
+    <w:p>
+      <w:pPr>
+        <w:pStyle w:val="Normal"/>
+        <w:widowControl/>
+        <w:ind w:left="0" w:right="0" w:hanging="0"/>
+        <w:jc w:val="center"/>
+        <w:rPr>
+          <w:i/>
+          <w:i/>
+          <w:iCs/>
+          <w:lang w:val="ru-RU"/>
+        </w:rPr>
+      </w:pPr>
+      <w:r>
+        <w:rPr>
+          <w:rFonts w:ascii="Times New Roman" w:hAnsi="Times New Roman"/>
+          <w:b w:val="false"/>
+          <w:i w:val="false"/>
+          <w:caps w:val="false"/>
+          <w:smallCaps w:val="false"/>
+          <w:color w:val="000000"/>
+          <w:spacing w:val="0"/>
+          <w:sz w:val="22"/>
+          <w:szCs w:val="22"/>
+        </w:rPr>
+      </w:r>
+    </w:p>
+    <w:p>
+      <w:pPr>
+        <w:pStyle w:val="Normal"/>
+        <w:widowControl/>
+        <w:ind w:left="0" w:right="0" w:hanging="0"/>
+        <w:jc w:val="center"/>
+        <w:rPr>
+          <w:i/>
+          <w:i/>
+          <w:iCs/>
+          <w:lang w:val="ru-RU"/>
+        </w:rPr>
+      </w:pPr>
+      <w:r>
+        <w:rPr>
+          <w:rFonts w:ascii="Times New Roman" w:hAnsi="Times New Roman"/>
+          <w:b w:val="false"/>
+          <w:i w:val="false"/>
+          <w:caps w:val="false"/>
+          <w:smallCaps w:val="false"/>
+          <w:color w:val="000000"/>
+          <w:spacing w:val="0"/>
+          <w:sz w:val="22"/>
+          <w:szCs w:val="22"/>
+        </w:rPr>
+      </w:r>
+    </w:p>
+    <w:p>
+      <w:pPr>
+        <w:pStyle w:val="Normal"/>
+        <w:widowControl/>
+        <w:ind w:left="0" w:right="0" w:hanging="0"/>
+        <w:jc w:val="center"/>
+        <w:rPr>
+          <w:rFonts w:ascii="Times New Roman" w:hAnsi="Times New Roman"/>
+          <w:b w:val="false"/>
+          <w:i w:val="false"/>
+          <w:caps w:val="false"/>
+          <w:smallCaps w:val="false"/>
+          <w:color w:val="000000"/>
+          <w:spacing w:val="0"/>
+          <w:sz w:val="22"/>
+          <w:szCs w:val="22"/>
+        </w:rPr>
+      </w:pPr>
       <w:r>
         <w:rPr>
           <w:rFonts w:ascii="Times New Roman" w:hAnsi="Times New Roman"/>
@@ -786,7 +859,7 @@
             </w14:solidFill>
           </w14:textFill>
         </w:rPr>
-        <w:t>Диаграмма, демонстрирующая использование any инструкции.</w:t>
+        <w:t>Диаграмма, демонстрирующая  процесс компановки и верификации класса.</w:t>
       </w:r>
     </w:p>
     <w:p>
@@ -804,103 +877,90 @@
     <w:p>
       <w:pPr>
         <w:pStyle w:val="Normal"/>
-        <w:rPr/>
-      </w:pPr>
-      <w:r>
-        <w:rPr>
-          <w:spacing w:val="0"/>
+        <w:widowControl/>
+        <w:ind w:left="0" w:right="0" w:hanging="0"/>
+        <w:rPr>
+          <w:rFonts w:ascii="webkit-standard" w:hAnsi="webkit-standard"/>
+          <w:b w:val="false"/>
+          <w:i w:val="false"/>
+          <w:caps w:val="false"/>
+          <w:smallCaps w:val="false"/>
+          <w:color w:val="000000"/>
+          <w:spacing w:val="0"/>
+          <w:sz w:val="28"/>
+        </w:rPr>
+      </w:pPr>
+      <w:r>
+        <w:rPr>
+          <w:rFonts w:ascii="Times New Roman" w:hAnsi="Times New Roman"/>
+          <w:b w:val="false"/>
+          <w:i w:val="false"/>
+          <w:caps w:val="false"/>
+          <w:smallCaps w:val="false"/>
+          <w:color w:val="000000"/>
+          <w:spacing w:val="0"/>
+          <w:sz w:val="22"/>
+          <w:szCs w:val="22"/>
           <w:lang w:val="ru-RU"/>
         </w:rPr>
-        <w:t>В рамках работы</w:t>
-      </w:r>
-      <w:r>
-        <w:rPr>
-          <w:spacing w:val="0"/>
-          <w:lang w:val="en-US"/>
-        </w:rPr>
-        <w:t xml:space="preserve"> </w:t>
-      </w:r>
-      <w:r>
-        <w:rPr>
-          <w:spacing w:val="0"/>
+        <w:tab/>
+        <w:t xml:space="preserve">В рамках работы были исследованы и разработаны алгоритмы верификации any-байткодов с учётом ключевых требований к процессу проверки: обеспечения корректности типовых преобразований, строгого соответствия </w:t>
+      </w:r>
+      <w:r>
+        <w:rPr>
+          <w:rFonts w:eastAsia="Arial Unicode MS" w:cs="Arial Unicode MS" w:ascii="Times New Roman" w:hAnsi="Times New Roman"/>
+          <w:b w:val="false"/>
+          <w:bCs w:val="false"/>
+          <w:i w:val="false"/>
+          <w:iCs w:val="false"/>
+          <w:caps w:val="false"/>
+          <w:smallCaps w:val="false"/>
+          <w:strike w:val="false"/>
+          <w:dstrike w:val="false"/>
+          <w:outline w:val="false"/>
+          <w:emboss w:val="false"/>
+          <w:imprint w:val="false"/>
+          <w:vanish w:val="false"/>
+          <w:color w:val="000000"/>
+          <w:spacing w:val="0"/>
+          <w:w w:val="100"/>
+          <w:kern w:val="0"/>
+          <w:position w:val="0"/>
+          <w:sz w:val="22"/>
+          <w:sz w:val="22"/>
+          <w:szCs w:val="22"/>
+          <w:u w:val="none" w:color="000000"/>
+          <w:shd w:fill="auto" w:val="clear"/>
+          <w:vertAlign w:val="baseline"/>
+          <w:lang w:val="ru-RU" w:eastAsia="zh-CN" w:bidi="hi-IN"/>
+          <w14:textFill>
+            <w14:solidFill>
+              <w14:srgbClr w14:val="000000"/>
+            </w14:solidFill>
+          </w14:textFill>
+        </w:rPr>
+        <w:t>семантики инструкций</w:t>
+      </w:r>
+      <w:r>
+        <w:rPr>
+          <w:rFonts w:ascii="Times New Roman" w:hAnsi="Times New Roman"/>
+          <w:b w:val="false"/>
+          <w:i w:val="false"/>
+          <w:caps w:val="false"/>
+          <w:smallCaps w:val="false"/>
+          <w:color w:val="000000"/>
+          <w:spacing w:val="0"/>
+          <w:sz w:val="22"/>
+          <w:szCs w:val="22"/>
           <w:lang w:val="ru-RU"/>
         </w:rPr>
-        <w:t xml:space="preserve">были исследованы и разработаны алгоритмы обработчиков </w:t>
-      </w:r>
-      <w:r>
-        <w:rPr>
-          <w:spacing w:val="0"/>
-          <w:lang w:val="en-US"/>
-        </w:rPr>
-        <w:t xml:space="preserve">any </w:t>
-      </w:r>
-      <w:r>
-        <w:rPr>
-          <w:spacing w:val="0"/>
-          <w:lang w:val="ru-RU"/>
-        </w:rPr>
-        <w:t>байт-кодов</w:t>
-      </w:r>
-      <w:r>
-        <w:rPr>
-          <w:spacing w:val="0"/>
-          <w:lang w:val="en-US"/>
-        </w:rPr>
-        <w:t xml:space="preserve">, </w:t>
-      </w:r>
-      <w:r>
-        <w:rPr>
-          <w:spacing w:val="0"/>
-          <w:lang w:val="ru-RU"/>
-        </w:rPr>
-        <w:t>с учетом основных требований</w:t>
-      </w:r>
-      <w:r>
-        <w:rPr>
-          <w:spacing w:val="0"/>
-          <w:lang w:val="en-US"/>
-        </w:rPr>
-        <w:t xml:space="preserve"> </w:t>
-      </w:r>
-      <w:r>
-        <w:rPr>
-          <w:spacing w:val="0"/>
-          <w:lang w:val="ru-RU"/>
-        </w:rPr>
-        <w:t>к реализации</w:t>
-      </w:r>
-      <w:r>
-        <w:rPr>
-          <w:spacing w:val="0"/>
-          <w:lang w:val="en-US"/>
-        </w:rPr>
-        <w:t>:</w:t>
-      </w:r>
-      <w:r>
-        <w:rPr>
-          <w:spacing w:val="0"/>
-          <w:lang w:val="ru-RU"/>
-        </w:rPr>
-        <w:t xml:space="preserve"> производительность, соответствие спецификации и повышени</w:t>
-      </w:r>
-      <w:r>
-        <w:rPr>
-          <w:spacing w:val="0"/>
-          <w:lang w:val="en-US"/>
-        </w:rPr>
-        <w:t>e</w:t>
-      </w:r>
-      <w:r>
-        <w:rPr>
-          <w:spacing w:val="0"/>
-          <w:lang w:val="ru-RU"/>
-        </w:rPr>
-        <w:t xml:space="preserve"> удобства миграции кодовой базы с динамически типизированного языка программирования.  </w:t>
+        <w:t>, а также сохранения гарантии типовой безопасности на всех этапах анализа. </w:t>
       </w:r>
     </w:p>
     <w:p>
       <w:pPr>
         <w:pStyle w:val="Normal"/>
+        <w:ind w:left="0" w:right="0" w:hanging="0"/>
         <w:rPr/>
       </w:pPr>
       <w:r>
@@ -916,53 +976,41 @@
           <w:szCs w:val="22"/>
           <w:lang w:val="ru-RU"/>
         </w:rPr>
+        <w:tab/>
         <w:t>Кроме того, в систему верификации типов были интегрированы union-типы и разработаны алгоритмы их статической проверки. Это позволило повысить безопасность платформы и предотвратить ряд ошибок времени выполнения ещё на этапе верификации при установке.</w:t>
       </w:r>
     </w:p>
     <w:p>
       <w:pPr>
         <w:pStyle w:val="BodyText"/>
-        <w:rPr/>
-      </w:pPr>
-      <w:r>
-        <w:rPr>
-          <w:lang w:val="ru-RU"/>
-        </w:rPr>
-        <w:t>Таким образом</w:t>
-      </w:r>
-      <w:r>
-        <w:rPr/>
-        <w:t xml:space="preserve">, </w:t>
-      </w:r>
-      <w:r>
-        <w:rPr>
-          <w:lang w:val="ru-RU"/>
-        </w:rPr>
-        <w:t>предложенные</w:t>
-      </w:r>
-      <w:r>
-        <w:rPr/>
-        <w:t xml:space="preserve"> </w:t>
-      </w:r>
-      <w:r>
-        <w:rPr>
-          <w:lang w:val="ru-RU"/>
-        </w:rPr>
-        <w:t>решения, значительно повышаю</w:t>
-      </w:r>
-      <w:r>
-        <w:rPr/>
-        <w:t>т</w:t>
-      </w:r>
-      <w:r>
-        <w:rPr>
-          <w:lang w:val="ru-RU"/>
-        </w:rPr>
-        <w:t xml:space="preserve"> интероперабельность языка, тем самым повышая скорость разработки при этом сохраняя возможности для верификации, что повышает безопасность исполнения</w:t>
-      </w:r>
-      <w:r>
-        <w:rPr/>
-        <w:t>.</w:t>
+        <w:widowControl/>
+        <w:ind w:left="0" w:right="0" w:hanging="0"/>
+        <w:rPr>
+          <w:rFonts w:ascii="Times New Roman" w:hAnsi="Times New Roman"/>
+          <w:b w:val="false"/>
+          <w:i w:val="false"/>
+          <w:caps w:val="false"/>
+          <w:smallCaps w:val="false"/>
+          <w:color w:val="000000"/>
+          <w:spacing w:val="0"/>
+          <w:sz w:val="22"/>
+          <w:szCs w:val="22"/>
+        </w:rPr>
+      </w:pPr>
+      <w:r>
+        <w:rPr>
+          <w:rFonts w:ascii="Times New Roman" w:hAnsi="Times New Roman"/>
+          <w:b w:val="false"/>
+          <w:i w:val="false"/>
+          <w:caps w:val="false"/>
+          <w:smallCaps w:val="false"/>
+          <w:color w:val="000000"/>
+          <w:spacing w:val="0"/>
+          <w:sz w:val="22"/>
+          <w:szCs w:val="22"/>
+        </w:rPr>
+        <w:tab/>
+        <w:t>Таким образом, предложенные решения позволили поддержать инструкции, по своей сути являющиеся динамическими, обеспечив при этом сохранение возможностей статической верификации, что является ключевым преимуществом статически типизированных виртуальных машин.</w:t>
       </w:r>
     </w:p>
     <w:p>
@@ -1028,12 +1076,52 @@
       </w:pPr>
       <w:r>
         <w:rPr/>
-        <w:t>Ecma Documentation [Эл. ресурс]. URL: https://tc39.es/ecma262/(дата обращения: 23.02.2026)</w:t>
+        <w:t xml:space="preserve">Ecma Documentation [Эл. ресурс]. URL: </w:t>
+      </w:r>
+      <w:hyperlink r:id="rId4">
+        <w:r>
+          <w:rPr>
+            <w:rStyle w:val="InternetLink"/>
+          </w:rPr>
+          <w:t>https://tc39.es/ecma262</w:t>
+        </w:r>
+      </w:hyperlink>
+      <w:r>
+        <w:rPr/>
+        <w:t xml:space="preserve"> (дата обращения: 23.02.2026)</w:t>
+      </w:r>
+    </w:p>
+    <w:p>
+      <w:pPr>
+        <w:pStyle w:val="References"/>
+        <w:numPr>
+          <w:ilvl w:val="0"/>
+          <w:numId w:val="1"/>
+        </w:numPr>
+        <w:spacing w:before="0" w:after="0"/>
+        <w:ind w:left="502" w:right="0" w:hanging="360"/>
+        <w:rPr/>
+      </w:pPr>
+      <w:r>
+        <w:rPr/>
+        <w:t xml:space="preserve">JVM Specification  [Эл. ресурс]. URL: </w:t>
+      </w:r>
+      <w:hyperlink r:id="rId5">
+        <w:r>
+          <w:rPr>
+            <w:rStyle w:val="InternetLink"/>
+          </w:rPr>
+          <w:t>https://docs.oracle.com/javase/specs/jvms/se8/html</w:t>
+        </w:r>
+      </w:hyperlink>
+      <w:r>
+        <w:rPr/>
+        <w:t xml:space="preserve"> (дата обращения: 23.02.2026)</w:t>
       </w:r>
     </w:p>
     <w:sectPr>
-      <w:headerReference w:type="default" r:id="rId4"/>
-      <w:footerReference w:type="default" r:id="rId5"/>
+      <w:headerReference w:type="default" r:id="rId6"/>
+      <w:footerReference w:type="default" r:id="rId7"/>
       <w:type w:val="nextPage"/>
       <w:pgSz w:w="11906" w:h="16838"/>
       <w:pgMar w:left="1021" w:right="1021" w:gutter="0" w:header="0" w:top="1021" w:footer="851" w:bottom="1247"/>

--- a/conf/tezis_groshev.docx
+++ b/conf/tezis_groshev.docx
@@ -1,6 +1,6 @@
 
 <file path=word/document.xml><?xml version="1.0" encoding="utf-8"?>
-<w:document xmlns:o="urn:schemas-microsoft-com:office:office" xmlns:r="http://schemas.openxmlformats.org/officeDocument/2006/relationships" xmlns:v="urn:schemas-microsoft-com:vml" xmlns:w="http://schemas.openxmlformats.org/wordprocessingml/2006/main" xmlns:w10="urn:schemas-microsoft-com:office:word" xmlns:wp="http://schemas.openxmlformats.org/drawingml/2006/wordprocessingDrawing" xmlns:wps="http://schemas.microsoft.com/office/word/2010/wordprocessingShape" xmlns:wpg="http://schemas.microsoft.com/office/word/2010/wordprocessingGroup" xmlns:mc="http://schemas.openxmlformats.org/markup-compatibility/2006" xmlns:wp14="http://schemas.microsoft.com/office/word/2010/wordprocessingDrawing" xmlns:w14="http://schemas.microsoft.com/office/word/2010/wordml" xmlns:w15="http://schemas.microsoft.com/office/word/2012/wordml" mc:Ignorable="w14 wp14 w15">
+<w:document xmlns:o="urn:schemas-microsoft-com:office:office" xmlns:r="http://schemas.openxmlformats.org/officeDocument/2006/relationships" xmlns:v="urn:schemas-microsoft-com:vml" xmlns:w="http://schemas.openxmlformats.org/wordprocessingml/2006/main" xmlns:w10="urn:schemas-microsoft-com:office:word" xmlns:wp="http://schemas.openxmlformats.org/drawingml/2006/wordprocessingDrawing" xmlns:pic="http://schemas.openxmlformats.org/drawingml/2006/picture" xmlns:wps="http://schemas.microsoft.com/office/word/2010/wordprocessingShape" xmlns:wpg="http://schemas.microsoft.com/office/word/2010/wordprocessingGroup" xmlns:mc="http://schemas.openxmlformats.org/markup-compatibility/2006" xmlns:wp14="http://schemas.microsoft.com/office/word/2010/wordprocessingDrawing" xmlns:w14="http://schemas.microsoft.com/office/word/2010/wordml" xmlns:w15="http://schemas.microsoft.com/office/word/2012/wordml" mc:Ignorable="w14 wp14 w15">
   <w:body>
     <w:p>
       <w:pPr>
@@ -13,7 +13,7 @@
         <w:suppressAutoHyphens w:val="false"/>
         <w:bidi w:val="0"/>
         <w:spacing w:lineRule="auto" w:line="240" w:beforeAutospacing="0" w:before="600" w:afterAutospacing="0" w:after="0"/>
-        <w:ind w:left="0" w:right="0" w:firstLine="567"/>
+        <w:ind w:firstLine="567" w:left="0" w:right="0"/>
         <w:jc w:val="both"/>
         <w:rPr/>
       </w:pPr>
@@ -59,11 +59,6 @@
           <w14:textOutline>
             <w14:noFill/>
           </w14:textOutline>
-          <w14:textFill>
-            <w14:solidFill>
-              <w14:srgbClr w14:val="000000"/>
-            </w14:solidFill>
-          </w14:textFill>
         </w:rPr>
         <w:t>В</w:t>
       </w:r>
@@ -142,22 +137,21 @@
       </w:pPr>
       <w:r>
         <w:rPr>
-          <w:rFonts w:ascii="Times New Roman" w:hAnsi="Times New Roman"/>
-          <w:b w:val="false"/>
-          <w:i w:val="false"/>
-          <w:caps w:val="false"/>
-          <w:smallCaps w:val="false"/>
-          <w:color w:val="000000"/>
-          <w:spacing w:val="0"/>
-          <w:sz w:val="22"/>
-          <w:szCs w:val="22"/>
-          <w:lang w:val="ru-RU"/>
-        </w:rPr>
-        <w:t xml:space="preserve">В настоящее время большой популярностью пользуются языки со статической типизацией. </w:t>
-      </w:r>
-      <w:r>
-        <w:rPr>
-          <w:rFonts w:eastAsia="Arial Unicode MS" w:cs="Arial Unicode MS" w:ascii="Times New Roman" w:hAnsi="Times New Roman"/>
+          <w:b w:val="false"/>
+          <w:i w:val="false"/>
+          <w:caps w:val="false"/>
+          <w:smallCaps w:val="false"/>
+          <w:color w:val="000000"/>
+          <w:spacing w:val="0"/>
+          <w:sz w:val="22"/>
+          <w:szCs w:val="22"/>
+          <w:lang w:val="ru-RU"/>
+        </w:rPr>
+        <w:t xml:space="preserve">В настоящее время большой популярностью пользуются языки </w:t>
+      </w:r>
+      <w:r>
+        <w:rPr>
+          <w:rFonts w:eastAsia="Arial Unicode MS" w:cs="Arial Unicode MS"/>
           <w:b w:val="false"/>
           <w:bCs w:val="false"/>
           <w:i w:val="false"/>
@@ -182,17 +176,26 @@
           <w:shd w:fill="auto" w:val="clear"/>
           <w:vertAlign w:val="baseline"/>
           <w:lang w:val="ru-RU" w:eastAsia="zh-CN" w:bidi="hi-IN"/>
-          <w14:textFill>
-            <w14:solidFill>
-              <w14:srgbClr w14:val="000000"/>
-            </w14:solidFill>
-          </w14:textFill>
-        </w:rPr>
-        <w:t>При этом зачастую возникает потребность в поддержании ряда динамических типов на уровне среды исполнения. Поддержка динамических аспектов не должна приводить к снижению гарантий типовой безопасности или к появлению дополнительных ошибок времени выполнения. Однако существующие платформы, такие как Android Runtime (ART) и Java Virtual Machine (JVM), изначально ориентированы преимущественно на строго статическую модель типов и не предоставляют специализированного набора инструкций, напрямую предназначенного для эффективной и безопасной работы с динамически разрешаемыми типами.</w:t>
-      </w:r>
-      <w:r>
-        <w:rPr>
-          <w:rFonts w:eastAsia="Arial Unicode MS" w:cs="Arial Unicode MS" w:ascii="Times New Roman" w:hAnsi="Times New Roman"/>
+        </w:rPr>
+        <w:t xml:space="preserve">программирования </w:t>
+      </w:r>
+      <w:r>
+        <w:rPr>
+          <w:b w:val="false"/>
+          <w:i w:val="false"/>
+          <w:caps w:val="false"/>
+          <w:smallCaps w:val="false"/>
+          <w:color w:val="000000"/>
+          <w:spacing w:val="0"/>
+          <w:sz w:val="22"/>
+          <w:szCs w:val="22"/>
+          <w:lang w:val="ru-RU"/>
+        </w:rPr>
+        <w:t xml:space="preserve">со статической типизацией. </w:t>
+      </w:r>
+      <w:r>
+        <w:rPr>
+          <w:rFonts w:eastAsia="Arial Unicode MS" w:cs="Arial Unicode MS"/>
           <w:b w:val="false"/>
           <w:bCs w:val="false"/>
           <w:i w:val="false"/>
@@ -216,18 +219,13 @@
           <w:u w:val="none" w:color="000000"/>
           <w:shd w:fill="auto" w:val="clear"/>
           <w:vertAlign w:val="baseline"/>
-          <w:lang w:val="en-US" w:eastAsia="zh-CN" w:bidi="hi-IN"/>
-          <w14:textFill>
-            <w14:solidFill>
-              <w14:srgbClr w14:val="000000"/>
-            </w14:solidFill>
-          </w14:textFill>
-        </w:rPr>
-        <w:t xml:space="preserve"> Разработка </w:t>
-      </w:r>
-      <w:r>
-        <w:rPr>
-          <w:rFonts w:eastAsia="Arial Unicode MS" w:cs="Arial Unicode MS" w:ascii="Times New Roman" w:hAnsi="Times New Roman"/>
+          <w:lang w:val="ru-RU" w:eastAsia="zh-CN" w:bidi="hi-IN"/>
+        </w:rPr>
+        <w:t>При этом зачастую, для повышения выразительности языка, возникает потребность в  динамических типах, а для высокой производительности необходима их поддержка на уровне среды исполнения. Наличие динамики не должно приводить к снижению типовой безопасности или к появлению дополнительных ошибок времени выполнения. Существующие платформы, такие как Android Runtime (ART) и Java Virtual Machine (JVM), изначально ориентированы преимущественно на строго статическую модель типов и не предоставляют специализированного набора инструкций и метаинформации, сохраняемой до момента исполнения, напрямую предназначенной для эффективной и безопасной работы с динамически разрешаемыми типами.</w:t>
+      </w:r>
+      <w:r>
+        <w:rPr>
+          <w:rFonts w:eastAsia="Arial Unicode MS" w:cs="Arial Unicode MS"/>
           <w:b w:val="false"/>
           <w:bCs w:val="false"/>
           <w:i w:val="false"/>
@@ -252,103 +250,30 @@
           <w:shd w:fill="auto" w:val="clear"/>
           <w:vertAlign w:val="baseline"/>
           <w:lang w:val="en-US" w:eastAsia="zh-CN" w:bidi="hi-IN"/>
-          <w14:textFill>
-            <w14:solidFill>
-              <w14:srgbClr w14:val="000000"/>
-            </w14:solidFill>
-          </w14:textFill>
-        </w:rPr>
-        <w:t>алгоритмов</w:t>
-      </w:r>
-      <w:r>
-        <w:rPr>
-          <w:rFonts w:eastAsia="Arial Unicode MS" w:cs="Arial Unicode MS" w:ascii="Times New Roman" w:hAnsi="Times New Roman"/>
-          <w:b w:val="false"/>
-          <w:bCs w:val="false"/>
-          <w:i w:val="false"/>
-          <w:iCs w:val="false"/>
-          <w:caps w:val="false"/>
-          <w:smallCaps w:val="false"/>
-          <w:strike w:val="false"/>
-          <w:dstrike w:val="false"/>
-          <w:outline w:val="false"/>
-          <w:emboss w:val="false"/>
-          <w:imprint w:val="false"/>
-          <w:vanish w:val="false"/>
-          <w:color w:val="000000"/>
-          <w:spacing w:val="0"/>
-          <w:w w:val="100"/>
-          <w:kern w:val="0"/>
-          <w:position w:val="0"/>
-          <w:sz w:val="22"/>
-          <w:sz w:val="22"/>
-          <w:szCs w:val="22"/>
-          <w:u w:val="none" w:color="000000"/>
-          <w:shd w:fill="auto" w:val="clear"/>
-          <w:vertAlign w:val="baseline"/>
-          <w:lang w:val="en-US" w:eastAsia="zh-CN" w:bidi="hi-IN"/>
-          <w14:textFill>
-            <w14:solidFill>
-              <w14:srgbClr w14:val="000000"/>
-            </w14:solidFill>
-          </w14:textFill>
-        </w:rPr>
-        <w:t xml:space="preserve"> верификация подобных инструкций являются целью данной работы.</w:t>
+        </w:rPr>
+        <w:t xml:space="preserve"> Разработка алгоритмов верификация подобных инструкций являются целью данной работы.</w:t>
       </w:r>
     </w:p>
     <w:p>
       <w:pPr>
         <w:pStyle w:val="Normal"/>
         <w:widowControl/>
-        <w:ind w:left="0" w:right="0" w:hanging="0"/>
+        <w:ind w:hanging="0" w:left="0" w:right="0"/>
         <w:rPr>
           <w:rFonts w:ascii="Times New Roman" w:hAnsi="Times New Roman"/>
           <w:b w:val="false"/>
           <w:i w:val="false"/>
-          <w:caps w:val="false"/>
-          <w:smallCaps w:val="false"/>
-          <w:color w:val="000000"/>
-          <w:spacing w:val="0"/>
-          <w:sz w:val="22"/>
-          <w:szCs w:val="22"/>
-        </w:rPr>
-      </w:pPr>
-      <w:r>
-        <w:rPr>
-          <w:rFonts w:ascii="Times New Roman" w:hAnsi="Times New Roman"/>
-          <w:b w:val="false"/>
-          <w:i w:val="false"/>
-          <w:caps w:val="false"/>
-          <w:smallCaps w:val="false"/>
-          <w:color w:val="000000"/>
-          <w:spacing w:val="0"/>
-          <w:sz w:val="22"/>
-          <w:szCs w:val="22"/>
-        </w:rPr>
-        <w:tab/>
-        <w:t>Целевая платформа в своей системе типов поддерживает типы, разрешаемые динамически. К ним относятся union-тип — составной тип данных, позволяющий объекту во время выполнения принимать значение одного из заранее определённых типов, — а также any-тип, допускающий присвоение объекту значения произвольного типа, включая типы, определённые на динамической стороне.</w:t>
-      </w:r>
-    </w:p>
-    <w:p>
-      <w:pPr>
-        <w:pStyle w:val="Normal"/>
-        <w:widowControl/>
-        <w:ind w:left="0" w:right="0" w:hanging="0"/>
-        <w:rPr>
-          <w:rFonts w:ascii="Times New Roman" w:hAnsi="Times New Roman"/>
-          <w:b w:val="false"/>
-          <w:i w:val="false"/>
-          <w:caps w:val="false"/>
-          <w:smallCaps w:val="false"/>
-          <w:color w:val="000000"/>
-          <w:spacing w:val="0"/>
-          <w:sz w:val="22"/>
-          <w:szCs w:val="22"/>
-        </w:rPr>
-      </w:pPr>
-      <w:r>
-        <w:rPr>
-          <w:rFonts w:ascii="Times New Roman" w:hAnsi="Times New Roman"/>
+          <w:i w:val="false"/>
+          <w:caps w:val="false"/>
+          <w:smallCaps w:val="false"/>
+          <w:color w:val="000000"/>
+          <w:spacing w:val="0"/>
+          <w:sz w:val="22"/>
+          <w:szCs w:val="22"/>
+        </w:rPr>
+      </w:pPr>
+      <w:r>
+        <w:rPr>
           <w:b w:val="false"/>
           <w:i w:val="false"/>
           <w:caps w:val="false"/>
@@ -368,22 +293,22 @@
       <w:pPr>
         <w:pStyle w:val="Normal"/>
         <w:widowControl/>
-        <w:ind w:left="0" w:right="0" w:hanging="0"/>
+        <w:ind w:hanging="0" w:left="0" w:right="0"/>
         <w:rPr>
           <w:rFonts w:ascii="Times New Roman" w:hAnsi="Times New Roman"/>
           <w:b w:val="false"/>
           <w:i w:val="false"/>
-          <w:caps w:val="false"/>
-          <w:smallCaps w:val="false"/>
-          <w:color w:val="000000"/>
-          <w:spacing w:val="0"/>
-          <w:sz w:val="22"/>
-          <w:szCs w:val="22"/>
-        </w:rPr>
-      </w:pPr>
-      <w:r>
-        <w:rPr>
-          <w:rFonts w:ascii="Times New Roman" w:hAnsi="Times New Roman"/>
+          <w:i w:val="false"/>
+          <w:caps w:val="false"/>
+          <w:smallCaps w:val="false"/>
+          <w:color w:val="000000"/>
+          <w:spacing w:val="0"/>
+          <w:sz w:val="22"/>
+          <w:szCs w:val="22"/>
+        </w:rPr>
+      </w:pPr>
+      <w:r>
+        <w:rPr>
           <w:b w:val="false"/>
           <w:i w:val="false"/>
           <w:caps w:val="false"/>
@@ -438,6 +363,7 @@
                     <a:prstGeom prst="rect">
                       <a:avLst/>
                     </a:prstGeom>
+                    <a:noFill/>
                   </pic:spPr>
                 </pic:pic>
               </a:graphicData>
@@ -447,7 +373,6 @@
       </w:r>
       <w:r>
         <w:rPr>
-          <w:rFonts w:ascii="Times New Roman" w:hAnsi="Times New Roman"/>
           <w:b w:val="false"/>
           <w:i w:val="false"/>
           <w:caps w:val="false"/>
@@ -465,22 +390,14 @@
       <w:pPr>
         <w:pStyle w:val="Normal"/>
         <w:widowControl/>
-        <w:ind w:left="0" w:right="0" w:hanging="0"/>
-        <w:rPr>
-          <w:lang w:val="ru-RU"/>
-        </w:rPr>
-      </w:pPr>
-      <w:r>
-        <w:rPr>
-          <w:rFonts w:ascii="Times New Roman" w:hAnsi="Times New Roman"/>
-          <w:b w:val="false"/>
-          <w:i w:val="false"/>
-          <w:caps w:val="false"/>
-          <w:smallCaps w:val="false"/>
-          <w:color w:val="000000"/>
-          <w:spacing w:val="0"/>
-          <w:sz w:val="22"/>
-          <w:szCs w:val="22"/>
+        <w:ind w:hanging="0" w:left="0" w:right="0"/>
+        <w:rPr>
+          <w:lang w:val="ru-RU"/>
+        </w:rPr>
+      </w:pPr>
+      <w:r>
+        <w:rPr>
+          <w:lang w:val="ru-RU"/>
         </w:rPr>
       </w:r>
     </w:p>
@@ -488,22 +405,22 @@
       <w:pPr>
         <w:pStyle w:val="Normal"/>
         <w:widowControl/>
-        <w:ind w:left="0" w:right="0" w:hanging="0"/>
+        <w:ind w:hanging="0" w:left="0" w:right="0"/>
         <w:rPr>
           <w:rFonts w:ascii="Times New Roman" w:hAnsi="Times New Roman"/>
           <w:b w:val="false"/>
           <w:i w:val="false"/>
-          <w:caps w:val="false"/>
-          <w:smallCaps w:val="false"/>
-          <w:color w:val="000000"/>
-          <w:spacing w:val="0"/>
-          <w:sz w:val="22"/>
-          <w:szCs w:val="22"/>
-        </w:rPr>
-      </w:pPr>
-      <w:r>
-        <w:rPr>
-          <w:rFonts w:ascii="Times New Roman" w:hAnsi="Times New Roman"/>
+          <w:i w:val="false"/>
+          <w:caps w:val="false"/>
+          <w:smallCaps w:val="false"/>
+          <w:color w:val="000000"/>
+          <w:spacing w:val="0"/>
+          <w:sz w:val="22"/>
+          <w:szCs w:val="22"/>
+        </w:rPr>
+      </w:pPr>
+      <w:r>
+        <w:rPr>
           <w:b w:val="false"/>
           <w:i w:val="false"/>
           <w:caps w:val="false"/>
@@ -523,22 +440,14 @@
       <w:pPr>
         <w:pStyle w:val="Normal"/>
         <w:widowControl/>
-        <w:ind w:left="0" w:right="0" w:hanging="0"/>
-        <w:rPr>
-          <w:lang w:val="ru-RU"/>
-        </w:rPr>
-      </w:pPr>
-      <w:r>
-        <w:rPr>
-          <w:rFonts w:ascii="Times New Roman" w:hAnsi="Times New Roman"/>
-          <w:b w:val="false"/>
-          <w:i w:val="false"/>
-          <w:caps w:val="false"/>
-          <w:smallCaps w:val="false"/>
-          <w:color w:val="000000"/>
-          <w:spacing w:val="0"/>
-          <w:sz w:val="22"/>
-          <w:szCs w:val="22"/>
+        <w:ind w:hanging="0" w:left="0" w:right="0"/>
+        <w:rPr>
+          <w:lang w:val="ru-RU"/>
+        </w:rPr>
+      </w:pPr>
+      <w:r>
+        <w:rPr>
+          <w:lang w:val="ru-RU"/>
         </w:rPr>
       </w:r>
     </w:p>
@@ -546,22 +455,14 @@
       <w:pPr>
         <w:pStyle w:val="Normal"/>
         <w:widowControl/>
-        <w:ind w:left="0" w:right="0" w:hanging="0"/>
-        <w:rPr>
-          <w:lang w:val="ru-RU"/>
-        </w:rPr>
-      </w:pPr>
-      <w:r>
-        <w:rPr>
-          <w:rFonts w:ascii="Times New Roman" w:hAnsi="Times New Roman"/>
-          <w:b w:val="false"/>
-          <w:i w:val="false"/>
-          <w:caps w:val="false"/>
-          <w:smallCaps w:val="false"/>
-          <w:color w:val="000000"/>
-          <w:spacing w:val="0"/>
-          <w:sz w:val="22"/>
-          <w:szCs w:val="22"/>
+        <w:ind w:hanging="0" w:left="0" w:right="0"/>
+        <w:rPr>
+          <w:lang w:val="ru-RU"/>
+        </w:rPr>
+      </w:pPr>
+      <w:r>
+        <w:rPr>
+          <w:lang w:val="ru-RU"/>
         </w:rPr>
       </w:r>
     </w:p>
@@ -569,22 +470,14 @@
       <w:pPr>
         <w:pStyle w:val="Normal"/>
         <w:widowControl/>
-        <w:ind w:left="0" w:right="0" w:hanging="0"/>
-        <w:rPr>
-          <w:lang w:val="ru-RU"/>
-        </w:rPr>
-      </w:pPr>
-      <w:r>
-        <w:rPr>
-          <w:rFonts w:ascii="Times New Roman" w:hAnsi="Times New Roman"/>
-          <w:b w:val="false"/>
-          <w:i w:val="false"/>
-          <w:caps w:val="false"/>
-          <w:smallCaps w:val="false"/>
-          <w:color w:val="000000"/>
-          <w:spacing w:val="0"/>
-          <w:sz w:val="22"/>
-          <w:szCs w:val="22"/>
+        <w:ind w:hanging="0" w:left="0" w:right="0"/>
+        <w:rPr>
+          <w:lang w:val="ru-RU"/>
+        </w:rPr>
+      </w:pPr>
+      <w:r>
+        <w:rPr>
+          <w:lang w:val="ru-RU"/>
         </w:rPr>
       </w:r>
     </w:p>
@@ -592,22 +485,14 @@
       <w:pPr>
         <w:pStyle w:val="Normal"/>
         <w:widowControl/>
-        <w:ind w:left="0" w:right="0" w:hanging="0"/>
-        <w:rPr>
-          <w:lang w:val="ru-RU"/>
-        </w:rPr>
-      </w:pPr>
-      <w:r>
-        <w:rPr>
-          <w:rFonts w:ascii="Times New Roman" w:hAnsi="Times New Roman"/>
-          <w:b w:val="false"/>
-          <w:i w:val="false"/>
-          <w:caps w:val="false"/>
-          <w:smallCaps w:val="false"/>
-          <w:color w:val="000000"/>
-          <w:spacing w:val="0"/>
-          <w:sz w:val="22"/>
-          <w:szCs w:val="22"/>
+        <w:ind w:hanging="0" w:left="0" w:right="0"/>
+        <w:rPr>
+          <w:lang w:val="ru-RU"/>
+        </w:rPr>
+      </w:pPr>
+      <w:r>
+        <w:rPr>
+          <w:lang w:val="ru-RU"/>
         </w:rPr>
       </w:r>
     </w:p>
@@ -615,22 +500,14 @@
       <w:pPr>
         <w:pStyle w:val="Normal"/>
         <w:widowControl/>
-        <w:ind w:left="0" w:right="0" w:hanging="0"/>
-        <w:rPr>
-          <w:lang w:val="ru-RU"/>
-        </w:rPr>
-      </w:pPr>
-      <w:r>
-        <w:rPr>
-          <w:rFonts w:ascii="Times New Roman" w:hAnsi="Times New Roman"/>
-          <w:b w:val="false"/>
-          <w:i w:val="false"/>
-          <w:caps w:val="false"/>
-          <w:smallCaps w:val="false"/>
-          <w:color w:val="000000"/>
-          <w:spacing w:val="0"/>
-          <w:sz w:val="22"/>
-          <w:szCs w:val="22"/>
+        <w:ind w:hanging="0" w:left="0" w:right="0"/>
+        <w:rPr>
+          <w:lang w:val="ru-RU"/>
+        </w:rPr>
+      </w:pPr>
+      <w:r>
+        <w:rPr>
+          <w:lang w:val="ru-RU"/>
         </w:rPr>
       </w:r>
     </w:p>
@@ -638,22 +515,14 @@
       <w:pPr>
         <w:pStyle w:val="Normal"/>
         <w:widowControl/>
-        <w:ind w:left="0" w:right="0" w:hanging="0"/>
-        <w:rPr>
-          <w:lang w:val="ru-RU"/>
-        </w:rPr>
-      </w:pPr>
-      <w:r>
-        <w:rPr>
-          <w:rFonts w:ascii="Times New Roman" w:hAnsi="Times New Roman"/>
-          <w:b w:val="false"/>
-          <w:i w:val="false"/>
-          <w:caps w:val="false"/>
-          <w:smallCaps w:val="false"/>
-          <w:color w:val="000000"/>
-          <w:spacing w:val="0"/>
-          <w:sz w:val="22"/>
-          <w:szCs w:val="22"/>
+        <w:ind w:hanging="0" w:left="0" w:right="0"/>
+        <w:rPr>
+          <w:lang w:val="ru-RU"/>
+        </w:rPr>
+      </w:pPr>
+      <w:r>
+        <w:rPr>
+          <w:lang w:val="ru-RU"/>
         </w:rPr>
       </w:r>
     </w:p>
@@ -661,7 +530,7 @@
       <w:pPr>
         <w:pStyle w:val="Normal"/>
         <w:widowControl/>
-        <w:ind w:left="0" w:right="0" w:hanging="0"/>
+        <w:ind w:hanging="0" w:left="0" w:right="0"/>
         <w:jc w:val="center"/>
         <w:rPr>
           <w:i/>
@@ -672,15 +541,9 @@
       </w:pPr>
       <w:r>
         <w:rPr>
-          <w:rFonts w:ascii="Times New Roman" w:hAnsi="Times New Roman"/>
-          <w:b w:val="false"/>
-          <w:i w:val="false"/>
-          <w:caps w:val="false"/>
-          <w:smallCaps w:val="false"/>
-          <w:color w:val="000000"/>
-          <w:spacing w:val="0"/>
-          <w:sz w:val="22"/>
-          <w:szCs w:val="22"/>
+          <w:i/>
+          <w:iCs/>
+          <w:lang w:val="ru-RU"/>
         </w:rPr>
       </w:r>
     </w:p>
@@ -688,7 +551,7 @@
       <w:pPr>
         <w:pStyle w:val="Normal"/>
         <w:widowControl/>
-        <w:ind w:left="0" w:right="0" w:hanging="0"/>
+        <w:ind w:hanging="0" w:left="0" w:right="0"/>
         <w:jc w:val="center"/>
         <w:rPr>
           <w:i/>
@@ -699,15 +562,9 @@
       </w:pPr>
       <w:r>
         <w:rPr>
-          <w:rFonts w:ascii="Times New Roman" w:hAnsi="Times New Roman"/>
-          <w:b w:val="false"/>
-          <w:i w:val="false"/>
-          <w:caps w:val="false"/>
-          <w:smallCaps w:val="false"/>
-          <w:color w:val="000000"/>
-          <w:spacing w:val="0"/>
-          <w:sz w:val="22"/>
-          <w:szCs w:val="22"/>
+          <w:i/>
+          <w:iCs/>
+          <w:lang w:val="ru-RU"/>
         </w:rPr>
       </w:r>
     </w:p>
@@ -715,7 +572,7 @@
       <w:pPr>
         <w:pStyle w:val="Normal"/>
         <w:widowControl/>
-        <w:ind w:left="0" w:right="0" w:hanging="0"/>
+        <w:ind w:hanging="0" w:left="0" w:right="0"/>
         <w:jc w:val="center"/>
         <w:rPr>
           <w:i/>
@@ -726,15 +583,9 @@
       </w:pPr>
       <w:r>
         <w:rPr>
-          <w:rFonts w:ascii="Times New Roman" w:hAnsi="Times New Roman"/>
-          <w:b w:val="false"/>
-          <w:i w:val="false"/>
-          <w:caps w:val="false"/>
-          <w:smallCaps w:val="false"/>
-          <w:color w:val="000000"/>
-          <w:spacing w:val="0"/>
-          <w:sz w:val="22"/>
-          <w:szCs w:val="22"/>
+          <w:i/>
+          <w:iCs/>
+          <w:lang w:val="ru-RU"/>
         </w:rPr>
       </w:r>
     </w:p>
@@ -742,7 +593,7 @@
       <w:pPr>
         <w:pStyle w:val="Normal"/>
         <w:widowControl/>
-        <w:ind w:left="0" w:right="0" w:hanging="0"/>
+        <w:ind w:hanging="0" w:left="0" w:right="0"/>
         <w:jc w:val="center"/>
         <w:rPr>
           <w:i/>
@@ -753,15 +604,9 @@
       </w:pPr>
       <w:r>
         <w:rPr>
-          <w:rFonts w:ascii="Times New Roman" w:hAnsi="Times New Roman"/>
-          <w:b w:val="false"/>
-          <w:i w:val="false"/>
-          <w:caps w:val="false"/>
-          <w:smallCaps w:val="false"/>
-          <w:color w:val="000000"/>
-          <w:spacing w:val="0"/>
-          <w:sz w:val="22"/>
-          <w:szCs w:val="22"/>
+          <w:i/>
+          <w:iCs/>
+          <w:lang w:val="ru-RU"/>
         </w:rPr>
       </w:r>
     </w:p>
@@ -769,7 +614,7 @@
       <w:pPr>
         <w:pStyle w:val="Normal"/>
         <w:widowControl/>
-        <w:ind w:left="0" w:right="0" w:hanging="0"/>
+        <w:ind w:hanging="0" w:left="0" w:right="0"/>
         <w:jc w:val="center"/>
         <w:rPr>
           <w:i/>
@@ -780,15 +625,9 @@
       </w:pPr>
       <w:r>
         <w:rPr>
-          <w:rFonts w:ascii="Times New Roman" w:hAnsi="Times New Roman"/>
-          <w:b w:val="false"/>
-          <w:i w:val="false"/>
-          <w:caps w:val="false"/>
-          <w:smallCaps w:val="false"/>
-          <w:color w:val="000000"/>
-          <w:spacing w:val="0"/>
-          <w:sz w:val="22"/>
-          <w:szCs w:val="22"/>
+          <w:i/>
+          <w:iCs/>
+          <w:lang w:val="ru-RU"/>
         </w:rPr>
       </w:r>
     </w:p>
@@ -796,23 +635,23 @@
       <w:pPr>
         <w:pStyle w:val="Normal"/>
         <w:widowControl/>
-        <w:ind w:left="0" w:right="0" w:hanging="0"/>
+        <w:ind w:hanging="0" w:left="0" w:right="0"/>
         <w:jc w:val="center"/>
         <w:rPr>
           <w:rFonts w:ascii="Times New Roman" w:hAnsi="Times New Roman"/>
           <w:b w:val="false"/>
           <w:i w:val="false"/>
-          <w:caps w:val="false"/>
-          <w:smallCaps w:val="false"/>
-          <w:color w:val="000000"/>
-          <w:spacing w:val="0"/>
-          <w:sz w:val="22"/>
-          <w:szCs w:val="22"/>
-        </w:rPr>
-      </w:pPr>
-      <w:r>
-        <w:rPr>
-          <w:rFonts w:ascii="Times New Roman" w:hAnsi="Times New Roman"/>
+          <w:i w:val="false"/>
+          <w:caps w:val="false"/>
+          <w:smallCaps w:val="false"/>
+          <w:color w:val="000000"/>
+          <w:spacing w:val="0"/>
+          <w:sz w:val="22"/>
+          <w:szCs w:val="22"/>
+        </w:rPr>
+      </w:pPr>
+      <w:r>
+        <w:rPr>
           <w:b w:val="false"/>
           <w:i/>
           <w:iCs/>
@@ -828,7 +667,7 @@
       </w:r>
       <w:r>
         <w:rPr>
-          <w:rFonts w:eastAsia="Arial Unicode MS" w:cs="Arial Unicode MS" w:ascii="Times New Roman" w:hAnsi="Times New Roman"/>
+          <w:rFonts w:eastAsia="Arial Unicode MS" w:cs="Arial Unicode MS"/>
           <w:b w:val="false"/>
           <w:bCs w:val="false"/>
           <w:i/>
@@ -853,11 +692,6 @@
           <w:shd w:fill="auto" w:val="clear"/>
           <w:vertAlign w:val="baseline"/>
           <w:lang w:val="ru-RU" w:eastAsia="zh-CN" w:bidi="hi-IN"/>
-          <w14:textFill>
-            <w14:solidFill>
-              <w14:srgbClr w14:val="000000"/>
-            </w14:solidFill>
-          </w14:textFill>
         </w:rPr>
         <w:t>Диаграмма, демонстрирующая  процесс компановки и верификации класса.</w:t>
       </w:r>
@@ -871,18 +705,22 @@
         </w:rPr>
       </w:pPr>
       <w:r>
-        <w:rPr/>
+        <w:rPr>
+          <w:spacing w:val="0"/>
+          <w:lang w:val="ru-RU"/>
+        </w:rPr>
       </w:r>
     </w:p>
     <w:p>
       <w:pPr>
         <w:pStyle w:val="Normal"/>
         <w:widowControl/>
-        <w:ind w:left="0" w:right="0" w:hanging="0"/>
+        <w:ind w:hanging="0" w:left="0" w:right="0"/>
         <w:rPr>
           <w:rFonts w:ascii="webkit-standard" w:hAnsi="webkit-standard"/>
           <w:b w:val="false"/>
           <w:i w:val="false"/>
+          <w:i w:val="false"/>
           <w:caps w:val="false"/>
           <w:smallCaps w:val="false"/>
           <w:color w:val="000000"/>
@@ -892,7 +730,6 @@
       </w:pPr>
       <w:r>
         <w:rPr>
-          <w:rFonts w:ascii="Times New Roman" w:hAnsi="Times New Roman"/>
           <w:b w:val="false"/>
           <w:i w:val="false"/>
           <w:caps w:val="false"/>
@@ -904,68 +741,28 @@
           <w:lang w:val="ru-RU"/>
         </w:rPr>
         <w:tab/>
-        <w:t xml:space="preserve">В рамках работы были исследованы и разработаны алгоритмы верификации any-байткодов с учётом ключевых требований к процессу проверки: обеспечения корректности типовых преобразований, строгого соответствия </w:t>
-      </w:r>
-      <w:r>
-        <w:rPr>
-          <w:rFonts w:eastAsia="Arial Unicode MS" w:cs="Arial Unicode MS" w:ascii="Times New Roman" w:hAnsi="Times New Roman"/>
-          <w:b w:val="false"/>
-          <w:bCs w:val="false"/>
-          <w:i w:val="false"/>
-          <w:iCs w:val="false"/>
-          <w:caps w:val="false"/>
-          <w:smallCaps w:val="false"/>
-          <w:strike w:val="false"/>
-          <w:dstrike w:val="false"/>
-          <w:outline w:val="false"/>
-          <w:emboss w:val="false"/>
-          <w:imprint w:val="false"/>
-          <w:vanish w:val="false"/>
-          <w:color w:val="000000"/>
-          <w:spacing w:val="0"/>
-          <w:w w:val="100"/>
-          <w:kern w:val="0"/>
-          <w:position w:val="0"/>
-          <w:sz w:val="22"/>
-          <w:sz w:val="22"/>
-          <w:szCs w:val="22"/>
-          <w:u w:val="none" w:color="000000"/>
-          <w:shd w:fill="auto" w:val="clear"/>
-          <w:vertAlign w:val="baseline"/>
-          <w:lang w:val="ru-RU" w:eastAsia="zh-CN" w:bidi="hi-IN"/>
-          <w14:textFill>
-            <w14:solidFill>
-              <w14:srgbClr w14:val="000000"/>
-            </w14:solidFill>
-          </w14:textFill>
-        </w:rPr>
-        <w:t>семантики инструкций</w:t>
-      </w:r>
-      <w:r>
-        <w:rPr>
-          <w:rFonts w:ascii="Times New Roman" w:hAnsi="Times New Roman"/>
-          <w:b w:val="false"/>
-          <w:i w:val="false"/>
-          <w:caps w:val="false"/>
-          <w:smallCaps w:val="false"/>
-          <w:color w:val="000000"/>
-          <w:spacing w:val="0"/>
-          <w:sz w:val="22"/>
-          <w:szCs w:val="22"/>
-          <w:lang w:val="ru-RU"/>
-        </w:rPr>
-        <w:t>, а также сохранения гарантии типовой безопасности на всех этапах анализа. </w:t>
+        <w:t>Целевая платформа в рамках своей системы типов предусматривает поддержку типов, разрешаемых на этапе выполнения программы. В отличие от статической модели, такая система допускает существование типов, конкретное значение которых может изменяться в процессе исполнения, что требует специальных механизмов анализа и контроля со стороны верификатора.</w:t>
       </w:r>
     </w:p>
     <w:p>
       <w:pPr>
         <w:pStyle w:val="Normal"/>
-        <w:ind w:left="0" w:right="0" w:hanging="0"/>
-        <w:rPr/>
-      </w:pPr>
-      <w:r>
-        <w:rPr>
-          <w:rFonts w:ascii="Times New Roman" w:hAnsi="Times New Roman"/>
+        <w:widowControl/>
+        <w:ind w:hanging="0" w:left="0" w:right="0"/>
+        <w:rPr>
+          <w:rFonts w:ascii="webkit-standard" w:hAnsi="webkit-standard"/>
+          <w:b w:val="false"/>
+          <w:i w:val="false"/>
+          <w:i w:val="false"/>
+          <w:caps w:val="false"/>
+          <w:smallCaps w:val="false"/>
+          <w:color w:val="000000"/>
+          <w:spacing w:val="0"/>
+          <w:sz w:val="28"/>
+        </w:rPr>
+      </w:pPr>
+      <w:r>
+        <w:rPr>
           <w:b w:val="false"/>
           <w:i w:val="false"/>
           <w:caps w:val="false"/>
@@ -977,29 +774,109 @@
           <w:lang w:val="ru-RU"/>
         </w:rPr>
         <w:tab/>
-        <w:t>Кроме того, в систему верификации типов были интегрированы union-типы и разработаны алгоритмы их статической проверки. Это позволило повысить безопасность платформы и предотвратить ряд ошибок времени выполнения ещё на этапе верификации при установке.</w:t>
+      </w:r>
+      <w:r>
+        <w:rPr>
+          <w:b w:val="false"/>
+          <w:i w:val="false"/>
+          <w:caps w:val="false"/>
+          <w:smallCaps w:val="false"/>
+          <w:color w:val="000000"/>
+          <w:spacing w:val="0"/>
+          <w:sz w:val="22"/>
+          <w:szCs w:val="22"/>
+        </w:rPr>
+        <w:t>К числу таких типов относится union-тип — составной тип данных, представляющий объединение нескольких заранее определённых вариантов. Объект, имеющий union-тип, может во время выполнения принимать значение любого из входящих в объединение типов, при этом корректность операций над ним должна подтверждаться с учётом всех возможных вариантов. Это существенно усложняет задачу статической проверки, поскольку верификатору необходимо учитывать множество потенциальных ветвей типового состояния.</w:t>
       </w:r>
     </w:p>
     <w:p>
       <w:pPr>
         <w:pStyle w:val="BodyText"/>
         <w:widowControl/>
-        <w:ind w:left="0" w:right="0" w:hanging="0"/>
-        <w:rPr>
-          <w:rFonts w:ascii="Times New Roman" w:hAnsi="Times New Roman"/>
-          <w:b w:val="false"/>
-          <w:i w:val="false"/>
-          <w:caps w:val="false"/>
-          <w:smallCaps w:val="false"/>
-          <w:color w:val="000000"/>
-          <w:spacing w:val="0"/>
-          <w:sz w:val="22"/>
-          <w:szCs w:val="22"/>
-        </w:rPr>
-      </w:pPr>
-      <w:r>
-        <w:rPr>
-          <w:rFonts w:ascii="Times New Roman" w:hAnsi="Times New Roman"/>
+        <w:ind w:hanging="0" w:left="0" w:right="0"/>
+        <w:rPr>
+          <w:b w:val="false"/>
+          <w:i w:val="false"/>
+          <w:i w:val="false"/>
+          <w:caps w:val="false"/>
+          <w:smallCaps w:val="false"/>
+          <w:color w:val="000000"/>
+          <w:spacing w:val="0"/>
+          <w:sz w:val="22"/>
+          <w:szCs w:val="22"/>
+        </w:rPr>
+      </w:pPr>
+      <w:r>
+        <w:rPr>
+          <w:b w:val="false"/>
+          <w:i w:val="false"/>
+          <w:caps w:val="false"/>
+          <w:smallCaps w:val="false"/>
+          <w:color w:val="000000"/>
+          <w:spacing w:val="0"/>
+          <w:sz w:val="22"/>
+          <w:szCs w:val="22"/>
+        </w:rPr>
+        <w:tab/>
+        <w:t xml:space="preserve">Кроме того, система типов в себе имеет any-тип, который допускает присвоение объекту значения произвольного типа, включая те, которые определяются на стороне динамически типизированного языка программирования (контекст интеропа). Использование any-типа предоставляет максимальную гибкость при взаимодействии с динамически типизированными компонентами, однако одновременно создаёт дополнительные требования к механизмам верификации. </w:t>
+      </w:r>
+    </w:p>
+    <w:p>
+      <w:pPr>
+        <w:pStyle w:val="BodyText"/>
+        <w:widowControl/>
+        <w:spacing w:before="0" w:after="0"/>
+        <w:ind w:hanging="0" w:left="0" w:right="0"/>
+        <w:rPr>
+          <w:b w:val="false"/>
+          <w:i w:val="false"/>
+          <w:i w:val="false"/>
+          <w:caps w:val="false"/>
+          <w:smallCaps w:val="false"/>
+          <w:color w:val="000000"/>
+          <w:spacing w:val="0"/>
+          <w:sz w:val="22"/>
+          <w:szCs w:val="22"/>
+        </w:rPr>
+      </w:pPr>
+      <w:r>
+        <w:rPr>
+          <w:b w:val="false"/>
+          <w:i w:val="false"/>
+          <w:caps w:val="false"/>
+          <w:smallCaps w:val="false"/>
+          <w:color w:val="000000"/>
+          <w:spacing w:val="0"/>
+          <w:sz w:val="22"/>
+          <w:szCs w:val="22"/>
+        </w:rPr>
+        <w:tab/>
+      </w:r>
+      <w:r>
+        <w:rPr/>
+        <w:t>В ходе работы, в систему верификаторных типов были интегрированы union-типы и разработаны алгоритмы верификации инструкций имеющих динамический характер. Это позволило повысить безопасность платформы и предотвратить ряд ошибок времени выполнения ещё на этапе верификации при установке.</w:t>
+      </w:r>
+    </w:p>
+    <w:p>
+      <w:pPr>
+        <w:pStyle w:val="BodyText"/>
+        <w:widowControl/>
+        <w:spacing w:before="0" w:after="0"/>
+        <w:ind w:hanging="0" w:left="0" w:right="0"/>
+        <w:rPr>
+          <w:b w:val="false"/>
+          <w:i w:val="false"/>
+          <w:i w:val="false"/>
+          <w:caps w:val="false"/>
+          <w:smallCaps w:val="false"/>
+          <w:color w:val="000000"/>
+          <w:spacing w:val="0"/>
+          <w:sz w:val="22"/>
+          <w:szCs w:val="22"/>
+        </w:rPr>
+      </w:pPr>
+      <w:r>
+        <w:rPr>
           <w:b w:val="false"/>
           <w:i w:val="false"/>
           <w:caps w:val="false"/>
@@ -1016,11 +893,19 @@
     <w:p>
       <w:pPr>
         <w:pStyle w:val="FigureNameText"/>
+        <w:spacing w:lineRule="auto" w:line="240"/>
         <w:jc w:val="both"/>
-        <w:rPr/>
-      </w:pPr>
-      <w:r>
-        <w:rPr/>
+        <w:rPr>
+          <w:rFonts w:ascii="Times New Roman" w:hAnsi="Times New Roman"/>
+          <w:sz w:val="22"/>
+          <w:szCs w:val="22"/>
+        </w:rPr>
+      </w:pPr>
+      <w:r>
+        <w:rPr>
+          <w:sz w:val="22"/>
+          <w:szCs w:val="22"/>
+        </w:rPr>
       </w:r>
     </w:p>
     <w:p>
@@ -1043,7 +928,7 @@
           <w:numId w:val="1"/>
         </w:numPr>
         <w:spacing w:before="0" w:after="0"/>
-        <w:ind w:left="502" w:right="0" w:hanging="360"/>
+        <w:ind w:hanging="360" w:left="502" w:right="0"/>
         <w:rPr/>
       </w:pPr>
       <w:r>
@@ -1053,7 +938,7 @@
       <w:hyperlink r:id="rId3">
         <w:r>
           <w:rPr>
-            <w:rStyle w:val="InternetLink"/>
+            <w:rStyle w:val="Hyperlink"/>
           </w:rPr>
           <w:t>https://gitcode.com/igelhaus/arkcompiler_runtime_core/releases</w:t>
         </w:r>
@@ -1071,7 +956,7 @@
           <w:numId w:val="1"/>
         </w:numPr>
         <w:spacing w:before="0" w:after="0"/>
-        <w:ind w:left="502" w:right="0" w:hanging="360"/>
+        <w:ind w:hanging="360" w:left="502" w:right="0"/>
         <w:rPr/>
       </w:pPr>
       <w:r>
@@ -1081,7 +966,7 @@
       <w:hyperlink r:id="rId4">
         <w:r>
           <w:rPr>
-            <w:rStyle w:val="InternetLink"/>
+            <w:rStyle w:val="Hyperlink"/>
           </w:rPr>
           <w:t>https://tc39.es/ecma262</w:t>
         </w:r>
@@ -1099,7 +984,7 @@
           <w:numId w:val="1"/>
         </w:numPr>
         <w:spacing w:before="0" w:after="0"/>
-        <w:ind w:left="502" w:right="0" w:hanging="360"/>
+        <w:ind w:hanging="360" w:left="502" w:right="0"/>
         <w:rPr/>
       </w:pPr>
       <w:r>
@@ -1109,7 +994,7 @@
       <w:hyperlink r:id="rId5">
         <w:r>
           <w:rPr>
-            <w:rStyle w:val="InternetLink"/>
+            <w:rStyle w:val="Hyperlink"/>
           </w:rPr>
           <w:t>https://docs.oracle.com/javase/specs/jvms/se8/html</w:t>
         </w:r>
@@ -1120,8 +1005,12 @@
       </w:r>
     </w:p>
     <w:sectPr>
-      <w:headerReference w:type="default" r:id="rId6"/>
-      <w:footerReference w:type="default" r:id="rId7"/>
+      <w:headerReference w:type="even" r:id="rId6"/>
+      <w:headerReference w:type="default" r:id="rId7"/>
+      <w:headerReference w:type="first" r:id="rId8"/>
+      <w:footerReference w:type="even" r:id="rId9"/>
+      <w:footerReference w:type="default" r:id="rId10"/>
+      <w:footerReference w:type="first" r:id="rId11"/>
       <w:type w:val="nextPage"/>
       <w:pgSz w:w="11906" w:h="16838"/>
       <w:pgMar w:left="1021" w:right="1021" w:gutter="0" w:header="0" w:top="1021" w:footer="851" w:bottom="1247"/>
@@ -1135,7 +1024,64 @@
 </file>
 
 <file path=word/footer1.xml><?xml version="1.0" encoding="utf-8"?>
-<w:ftr xmlns:o="urn:schemas-microsoft-com:office:office" xmlns:r="http://schemas.openxmlformats.org/officeDocument/2006/relationships" xmlns:v="urn:schemas-microsoft-com:vml" xmlns:w="http://schemas.openxmlformats.org/wordprocessingml/2006/main" xmlns:w10="urn:schemas-microsoft-com:office:word" xmlns:wp="http://schemas.openxmlformats.org/drawingml/2006/wordprocessingDrawing" xmlns:wps="http://schemas.microsoft.com/office/word/2010/wordprocessingShape" xmlns:wpg="http://schemas.microsoft.com/office/word/2010/wordprocessingGroup" xmlns:mc="http://schemas.openxmlformats.org/markup-compatibility/2006" xmlns:wp14="http://schemas.microsoft.com/office/word/2010/wordprocessingDrawing" xmlns:w14="http://schemas.microsoft.com/office/word/2010/wordml" xmlns:w15="http://schemas.microsoft.com/office/word/2012/wordml" mc:Ignorable="w14 wp14 w15">
+<w:ftr xmlns:o="urn:schemas-microsoft-com:office:office" xmlns:r="http://schemas.openxmlformats.org/officeDocument/2006/relationships" xmlns:v="urn:schemas-microsoft-com:vml" xmlns:w="http://schemas.openxmlformats.org/wordprocessingml/2006/main" xmlns:w10="urn:schemas-microsoft-com:office:word" xmlns:wp="http://schemas.openxmlformats.org/drawingml/2006/wordprocessingDrawing" xmlns:pic="http://schemas.openxmlformats.org/drawingml/2006/picture" xmlns:wps="http://schemas.microsoft.com/office/word/2010/wordprocessingShape" xmlns:wpg="http://schemas.microsoft.com/office/word/2010/wordprocessingGroup" xmlns:mc="http://schemas.openxmlformats.org/markup-compatibility/2006" xmlns:wp14="http://schemas.microsoft.com/office/word/2010/wordprocessingDrawing" xmlns:w14="http://schemas.microsoft.com/office/word/2010/wordml" xmlns:w15="http://schemas.microsoft.com/office/word/2012/wordml" mc:Ignorable="w14 wp14 w15">
+  <w:p>
+    <w:pPr>
+      <w:pStyle w:val="Footer"/>
+      <w:rPr/>
+    </w:pPr>
+    <w:r>
+      <w:rPr/>
+    </w:r>
+  </w:p>
+</w:ftr>
+</file>
+
+<file path=word/footer2.xml><?xml version="1.0" encoding="utf-8"?>
+<w:ftr xmlns:o="urn:schemas-microsoft-com:office:office" xmlns:r="http://schemas.openxmlformats.org/officeDocument/2006/relationships" xmlns:v="urn:schemas-microsoft-com:vml" xmlns:w="http://schemas.openxmlformats.org/wordprocessingml/2006/main" xmlns:w10="urn:schemas-microsoft-com:office:word" xmlns:wp="http://schemas.openxmlformats.org/drawingml/2006/wordprocessingDrawing" xmlns:pic="http://schemas.openxmlformats.org/drawingml/2006/picture" xmlns:wps="http://schemas.microsoft.com/office/word/2010/wordprocessingShape" xmlns:wpg="http://schemas.microsoft.com/office/word/2010/wordprocessingGroup" xmlns:mc="http://schemas.openxmlformats.org/markup-compatibility/2006" xmlns:wp14="http://schemas.microsoft.com/office/word/2010/wordprocessingDrawing" xmlns:w14="http://schemas.microsoft.com/office/word/2010/wordml" xmlns:w15="http://schemas.microsoft.com/office/word/2012/wordml" mc:Ignorable="w14 wp14 w15">
+  <w:p>
+    <w:pPr>
+      <w:pStyle w:val="Footer"/>
+      <w:rPr/>
+    </w:pPr>
+    <w:r>
+      <w:rPr>
+        <w:lang w:val="ru-RU"/>
+      </w:rPr>
+      <w:t>––––––––</w:t>
+    </w:r>
+  </w:p>
+  <w:p>
+    <w:pPr>
+      <w:pStyle w:val="Footer"/>
+      <w:rPr/>
+    </w:pPr>
+    <w:r>
+      <w:rPr/>
+      <w:fldChar w:fldCharType="begin"/>
+    </w:r>
+    <w:r>
+      <w:rPr/>
+      <w:instrText xml:space="preserve"> PAGE </w:instrText>
+    </w:r>
+    <w:r>
+      <w:rPr/>
+      <w:fldChar w:fldCharType="separate"/>
+    </w:r>
+    <w:r>
+      <w:rPr/>
+      <w:t>2</w:t>
+    </w:r>
+    <w:r>
+      <w:rPr/>
+      <w:fldChar w:fldCharType="end"/>
+    </w:r>
+  </w:p>
+</w:ftr>
+</file>
+
+<file path=word/footer3.xml><?xml version="1.0" encoding="utf-8"?>
+<w:ftr xmlns:o="urn:schemas-microsoft-com:office:office" xmlns:r="http://schemas.openxmlformats.org/officeDocument/2006/relationships" xmlns:v="urn:schemas-microsoft-com:vml" xmlns:w="http://schemas.openxmlformats.org/wordprocessingml/2006/main" xmlns:w10="urn:schemas-microsoft-com:office:word" xmlns:wp="http://schemas.openxmlformats.org/drawingml/2006/wordprocessingDrawing" xmlns:pic="http://schemas.openxmlformats.org/drawingml/2006/picture" xmlns:wps="http://schemas.microsoft.com/office/word/2010/wordprocessingShape" xmlns:wpg="http://schemas.microsoft.com/office/word/2010/wordprocessingGroup" xmlns:mc="http://schemas.openxmlformats.org/markup-compatibility/2006" xmlns:wp14="http://schemas.microsoft.com/office/word/2010/wordprocessingDrawing" xmlns:w14="http://schemas.microsoft.com/office/word/2010/wordml" xmlns:w15="http://schemas.microsoft.com/office/word/2012/wordml" mc:Ignorable="w14 wp14 w15">
   <w:p>
     <w:pPr>
       <w:pStyle w:val="Footer"/>
@@ -1178,7 +1124,36 @@
 </file>
 
 <file path=word/header1.xml><?xml version="1.0" encoding="utf-8"?>
-<w:hdr xmlns:o="urn:schemas-microsoft-com:office:office" xmlns:r="http://schemas.openxmlformats.org/officeDocument/2006/relationships" xmlns:v="urn:schemas-microsoft-com:vml" xmlns:w="http://schemas.openxmlformats.org/wordprocessingml/2006/main" xmlns:w10="urn:schemas-microsoft-com:office:word" xmlns:wp="http://schemas.openxmlformats.org/drawingml/2006/wordprocessingDrawing" xmlns:wps="http://schemas.microsoft.com/office/word/2010/wordprocessingShape" xmlns:wpg="http://schemas.microsoft.com/office/word/2010/wordprocessingGroup" xmlns:mc="http://schemas.openxmlformats.org/markup-compatibility/2006" xmlns:wp14="http://schemas.microsoft.com/office/word/2010/wordprocessingDrawing" xmlns:w14="http://schemas.microsoft.com/office/word/2010/wordml" xmlns:w15="http://schemas.microsoft.com/office/word/2012/wordml" mc:Ignorable="w14 wp14 w15">
+<w:hdr xmlns:o="urn:schemas-microsoft-com:office:office" xmlns:r="http://schemas.openxmlformats.org/officeDocument/2006/relationships" xmlns:v="urn:schemas-microsoft-com:vml" xmlns:w="http://schemas.openxmlformats.org/wordprocessingml/2006/main" xmlns:w10="urn:schemas-microsoft-com:office:word" xmlns:wp="http://schemas.openxmlformats.org/drawingml/2006/wordprocessingDrawing" xmlns:pic="http://schemas.openxmlformats.org/drawingml/2006/picture" xmlns:wps="http://schemas.microsoft.com/office/word/2010/wordprocessingShape" xmlns:wpg="http://schemas.microsoft.com/office/word/2010/wordprocessingGroup" xmlns:mc="http://schemas.openxmlformats.org/markup-compatibility/2006" xmlns:wp14="http://schemas.microsoft.com/office/word/2010/wordprocessingDrawing" xmlns:w14="http://schemas.microsoft.com/office/word/2010/wordml" xmlns:w15="http://schemas.microsoft.com/office/word/2012/wordml" mc:Ignorable="w14 wp14 w15">
+  <w:p>
+    <w:pPr>
+      <w:pStyle w:val="Header"/>
+      <w:rPr/>
+    </w:pPr>
+    <w:r>
+      <w:rPr/>
+    </w:r>
+  </w:p>
+</w:hdr>
+</file>
+
+<file path=word/header2.xml><?xml version="1.0" encoding="utf-8"?>
+<w:hdr xmlns:o="urn:schemas-microsoft-com:office:office" xmlns:r="http://schemas.openxmlformats.org/officeDocument/2006/relationships" xmlns:v="urn:schemas-microsoft-com:vml" xmlns:w="http://schemas.openxmlformats.org/wordprocessingml/2006/main" xmlns:w10="urn:schemas-microsoft-com:office:word" xmlns:wp="http://schemas.openxmlformats.org/drawingml/2006/wordprocessingDrawing" xmlns:pic="http://schemas.openxmlformats.org/drawingml/2006/picture" xmlns:wps="http://schemas.microsoft.com/office/word/2010/wordprocessingShape" xmlns:wpg="http://schemas.microsoft.com/office/word/2010/wordprocessingGroup" xmlns:mc="http://schemas.openxmlformats.org/markup-compatibility/2006" xmlns:wp14="http://schemas.microsoft.com/office/word/2010/wordprocessingDrawing" xmlns:w14="http://schemas.microsoft.com/office/word/2010/wordml" xmlns:w15="http://schemas.microsoft.com/office/word/2012/wordml" mc:Ignorable="w14 wp14 w15">
+  <w:p>
+    <w:pPr>
+      <w:pStyle w:val="HeaderFooter"/>
+      <w:bidi w:val="0"/>
+      <w:rPr/>
+    </w:pPr>
+    <w:r>
+      <w:rPr/>
+    </w:r>
+  </w:p>
+</w:hdr>
+</file>
+
+<file path=word/header3.xml><?xml version="1.0" encoding="utf-8"?>
+<w:hdr xmlns:o="urn:schemas-microsoft-com:office:office" xmlns:r="http://schemas.openxmlformats.org/officeDocument/2006/relationships" xmlns:v="urn:schemas-microsoft-com:vml" xmlns:w="http://schemas.openxmlformats.org/wordprocessingml/2006/main" xmlns:w10="urn:schemas-microsoft-com:office:word" xmlns:wp="http://schemas.openxmlformats.org/drawingml/2006/wordprocessingDrawing" xmlns:pic="http://schemas.openxmlformats.org/drawingml/2006/picture" xmlns:wps="http://schemas.microsoft.com/office/word/2010/wordprocessingShape" xmlns:wpg="http://schemas.microsoft.com/office/word/2010/wordprocessingGroup" xmlns:mc="http://schemas.openxmlformats.org/markup-compatibility/2006" xmlns:wp14="http://schemas.microsoft.com/office/word/2010/wordprocessingDrawing" xmlns:w14="http://schemas.microsoft.com/office/word/2010/wordml" xmlns:w15="http://schemas.microsoft.com/office/word/2012/wordml" mc:Ignorable="w14 wp14 w15">
   <w:p>
     <w:pPr>
       <w:pStyle w:val="HeaderFooter"/>
@@ -1657,7 +1632,7 @@
       <w:suppressAutoHyphens w:val="false"/>
       <w:bidi w:val="0"/>
       <w:spacing w:lineRule="auto" w:line="240" w:beforeAutospacing="0" w:before="0" w:afterAutospacing="0" w:after="0"/>
-      <w:ind w:left="0" w:right="0" w:firstLine="567"/>
+      <w:ind w:firstLine="567" w:left="0" w:right="0"/>
       <w:jc w:val="both"/>
     </w:pPr>
     <w:rPr>
@@ -1686,11 +1661,6 @@
       <w:shd w:fill="auto" w:val="clear"/>
       <w:vertAlign w:val="baseline"/>
       <w:lang w:val="ru-RU" w:eastAsia="zh-CN" w:bidi="hi-IN"/>
-      <w14:textFill>
-        <w14:solidFill>
-          <w14:srgbClr w14:val="000000"/>
-        </w14:solidFill>
-      </w14:textFill>
     </w:rPr>
   </w:style>
   <w:style w:type="character" w:styleId="DefaultParagraphFont" w:default="1">
@@ -1698,7 +1668,7 @@
     <w:qFormat/>
     <w:rPr/>
   </w:style>
-  <w:style w:type="character" w:styleId="InternetLink">
+  <w:style w:type="character" w:styleId="Hyperlink">
     <w:name w:val="Hyperlink"/>
     <w:rPr>
       <w:u w:val="single" w:color="FFFFFF"/>
@@ -1707,7 +1677,7 @@
   <w:style w:type="paragraph" w:styleId="Heading">
     <w:name w:val="Heading"/>
     <w:basedOn w:val="Normal"/>
-    <w:next w:val="TextBody"/>
+    <w:next w:val="BodyText"/>
     <w:qFormat/>
     <w:pPr>
       <w:keepNext w:val="true"/>
@@ -1719,7 +1689,7 @@
       <w:szCs w:val="28"/>
     </w:rPr>
   </w:style>
-  <w:style w:type="paragraph" w:styleId="TextBody">
+  <w:style w:type="paragraph" w:styleId="BodyText">
     <w:name w:val="Body Text"/>
     <w:basedOn w:val="Normal"/>
     <w:pPr>
@@ -1729,14 +1699,14 @@
   </w:style>
   <w:style w:type="paragraph" w:styleId="List">
     <w:name w:val="List"/>
-    <w:basedOn w:val="TextBody"/>
+    <w:basedOn w:val="BodyText"/>
     <w:pPr/>
     <w:rPr>
       <w:rFonts w:cs="Arial Unicode MS"/>
     </w:rPr>
   </w:style>
   <w:style w:type="paragraph" w:styleId="Caption">
-    <w:name w:val="Caption"/>
+    <w:name w:val="caption"/>
     <w:basedOn w:val="Normal"/>
     <w:qFormat/>
     <w:pPr>
@@ -1779,7 +1749,7 @@
       <w:suppressAutoHyphens w:val="false"/>
       <w:bidi w:val="0"/>
       <w:spacing w:lineRule="auto" w:line="240" w:beforeAutospacing="0" w:before="0" w:afterAutospacing="0" w:after="0"/>
-      <w:ind w:left="0" w:right="0" w:hanging="0"/>
+      <w:ind w:hanging="0" w:left="0" w:right="0"/>
       <w:jc w:val="left"/>
     </w:pPr>
     <w:rPr>
@@ -1811,11 +1781,6 @@
       <w14:textOutline>
         <w14:noFill/>
       </w14:textOutline>
-      <w14:textFill>
-        <w14:solidFill>
-          <w14:srgbClr w14:val="000000"/>
-        </w14:solidFill>
-      </w14:textFill>
     </w:rPr>
   </w:style>
   <w:style w:type="paragraph" w:styleId="HeaderandFooter">
@@ -1826,7 +1791,7 @@
     <w:rPr/>
   </w:style>
   <w:style w:type="paragraph" w:styleId="Footer">
-    <w:name w:val="Footer"/>
+    <w:name w:val="footer"/>
     <w:pPr>
       <w:keepNext w:val="false"/>
       <w:keepLines w:val="false"/>
@@ -1841,7 +1806,7 @@
       <w:suppressAutoHyphens w:val="false"/>
       <w:bidi w:val="0"/>
       <w:spacing w:lineRule="auto" w:line="180" w:beforeAutospacing="0" w:before="0" w:afterAutospacing="0" w:after="0"/>
-      <w:ind w:left="0" w:right="0" w:firstLine="567"/>
+      <w:ind w:firstLine="567" w:left="0" w:right="0"/>
       <w:jc w:val="center"/>
     </w:pPr>
     <w:rPr>
@@ -1870,11 +1835,6 @@
       <w:shd w:fill="auto" w:val="clear"/>
       <w:vertAlign w:val="baseline"/>
       <w:lang w:val="ru-RU" w:eastAsia="zh-CN" w:bidi="hi-IN"/>
-      <w14:textFill>
-        <w14:solidFill>
-          <w14:srgbClr w14:val="000000"/>
-        </w14:solidFill>
-      </w14:textFill>
     </w:rPr>
   </w:style>
   <w:style w:type="paragraph" w:styleId="Style14">
@@ -1890,7 +1850,7 @@
       <w:suppressAutoHyphens w:val="false"/>
       <w:bidi w:val="0"/>
       <w:spacing w:lineRule="auto" w:line="240" w:beforeAutospacing="0" w:before="600" w:afterAutospacing="0" w:after="0"/>
-      <w:ind w:left="0" w:right="0" w:firstLine="567"/>
+      <w:ind w:firstLine="567" w:left="0" w:right="0"/>
       <w:jc w:val="both"/>
     </w:pPr>
     <w:rPr>
@@ -1919,11 +1879,6 @@
       <w:shd w:fill="auto" w:val="clear"/>
       <w:vertAlign w:val="baseline"/>
       <w:lang w:val="ru-RU" w:eastAsia="zh-CN" w:bidi="hi-IN"/>
-      <w14:textFill>
-        <w14:solidFill>
-          <w14:srgbClr w14:val="000000"/>
-        </w14:solidFill>
-      </w14:textFill>
     </w:rPr>
   </w:style>
   <w:style w:type="paragraph" w:styleId="Title">
@@ -1939,7 +1894,7 @@
       <w:suppressAutoHyphens w:val="true"/>
       <w:bidi w:val="0"/>
       <w:spacing w:lineRule="auto" w:line="240" w:beforeAutospacing="0" w:before="160" w:afterAutospacing="0" w:after="60"/>
-      <w:ind w:left="0" w:right="0" w:hanging="0"/>
+      <w:ind w:hanging="0" w:left="0" w:right="0"/>
       <w:jc w:val="center"/>
     </w:pPr>
     <w:rPr>
@@ -1971,11 +1926,6 @@
       <w14:textOutline>
         <w14:noFill/>
       </w14:textOutline>
-      <w14:textFill>
-        <w14:solidFill>
-          <w14:srgbClr w14:val="000000"/>
-        </w14:solidFill>
-      </w14:textFill>
     </w:rPr>
   </w:style>
   <w:style w:type="paragraph" w:styleId="Authors">
@@ -1991,7 +1941,7 @@
       <w:suppressAutoHyphens w:val="true"/>
       <w:bidi w:val="0"/>
       <w:spacing w:lineRule="auto" w:line="240" w:beforeAutospacing="0" w:before="240" w:afterAutospacing="0" w:after="0"/>
-      <w:ind w:left="0" w:right="0" w:firstLine="567"/>
+      <w:ind w:firstLine="567" w:left="0" w:right="0"/>
       <w:jc w:val="center"/>
       <w:outlineLvl w:val="0"/>
     </w:pPr>
@@ -2021,11 +1971,6 @@
       <w:shd w:fill="auto" w:val="clear"/>
       <w:vertAlign w:val="baseline"/>
       <w:lang w:val="en-US" w:eastAsia="zh-CN" w:bidi="hi-IN"/>
-      <w14:textFill>
-        <w14:solidFill>
-          <w14:srgbClr w14:val="000000"/>
-        </w14:solidFill>
-      </w14:textFill>
     </w:rPr>
   </w:style>
   <w:style w:type="paragraph" w:styleId="Organization">
@@ -2040,7 +1985,7 @@
       <w:suppressAutoHyphens w:val="true"/>
       <w:bidi w:val="0"/>
       <w:spacing w:lineRule="auto" w:line="240" w:beforeAutospacing="0" w:before="120" w:afterAutospacing="0" w:after="240"/>
-      <w:ind w:left="0" w:right="0" w:firstLine="567"/>
+      <w:ind w:firstLine="567" w:left="0" w:right="0"/>
       <w:jc w:val="center"/>
     </w:pPr>
     <w:rPr>
@@ -2069,11 +2014,6 @@
       <w:shd w:fill="auto" w:val="clear"/>
       <w:vertAlign w:val="baseline"/>
       <w:lang w:val="ru-RU" w:eastAsia="zh-CN" w:bidi="hi-IN"/>
-      <w14:textFill>
-        <w14:solidFill>
-          <w14:srgbClr w14:val="000000"/>
-        </w14:solidFill>
-      </w14:textFill>
     </w:rPr>
   </w:style>
   <w:style w:type="paragraph" w:styleId="FigureNameText">
@@ -2088,7 +2028,7 @@
       <w:suppressAutoHyphens w:val="true"/>
       <w:bidi w:val="0"/>
       <w:spacing w:lineRule="auto" w:line="240" w:beforeAutospacing="0" w:before="120" w:afterAutospacing="0" w:after="240"/>
-      <w:ind w:left="0" w:right="0" w:firstLine="567"/>
+      <w:ind w:firstLine="567" w:left="0" w:right="0"/>
       <w:jc w:val="center"/>
     </w:pPr>
     <w:rPr>
@@ -2117,14 +2057,9 @@
       <w:shd w:fill="auto" w:val="clear"/>
       <w:vertAlign w:val="baseline"/>
       <w:lang w:val="ru-RU" w:eastAsia="zh-CN" w:bidi="hi-IN"/>
-      <w14:textFill>
-        <w14:solidFill>
-          <w14:srgbClr w14:val="000000"/>
-        </w14:solidFill>
-      </w14:textFill>
     </w:rPr>
   </w:style>
-  <w:style w:type="paragraph" w:styleId="BodyText">
+  <w:style w:type="paragraph" w:styleId="BodyText1">
     <w:name w:val="!! Body Text"/>
     <w:qFormat/>
     <w:pPr>
@@ -2136,7 +2071,7 @@
       <w:suppressAutoHyphens w:val="false"/>
       <w:bidi w:val="0"/>
       <w:spacing w:lineRule="auto" w:line="240" w:beforeAutospacing="0" w:before="0" w:afterAutospacing="0" w:after="0"/>
-      <w:ind w:left="0" w:right="0" w:firstLine="567"/>
+      <w:ind w:firstLine="567" w:left="0" w:right="0"/>
       <w:jc w:val="both"/>
     </w:pPr>
     <w:rPr>
@@ -2165,11 +2100,6 @@
       <w:shd w:fill="auto" w:val="clear"/>
       <w:vertAlign w:val="baseline"/>
       <w:lang w:val="ru-RU" w:eastAsia="zh-CN" w:bidi="hi-IN"/>
-      <w14:textFill>
-        <w14:solidFill>
-          <w14:srgbClr w14:val="000000"/>
-        </w14:solidFill>
-      </w14:textFill>
     </w:rPr>
   </w:style>
   <w:style w:type="paragraph" w:styleId="Literature">
@@ -2184,7 +2114,7 @@
       <w:suppressAutoHyphens w:val="false"/>
       <w:bidi w:val="0"/>
       <w:spacing w:lineRule="auto" w:line="240" w:beforeAutospacing="0" w:before="240" w:afterAutospacing="0" w:after="120"/>
-      <w:ind w:left="0" w:right="0" w:firstLine="567"/>
+      <w:ind w:firstLine="567" w:left="0" w:right="0"/>
       <w:jc w:val="center"/>
     </w:pPr>
     <w:rPr>
@@ -2213,11 +2143,6 @@
       <w:shd w:fill="auto" w:val="clear"/>
       <w:vertAlign w:val="baseline"/>
       <w:lang w:val="ru-RU" w:eastAsia="zh-CN" w:bidi="hi-IN"/>
-      <w14:textFill>
-        <w14:solidFill>
-          <w14:srgbClr w14:val="000000"/>
-        </w14:solidFill>
-      </w14:textFill>
     </w:rPr>
   </w:style>
   <w:style w:type="paragraph" w:styleId="References">
@@ -2232,7 +2157,7 @@
       <w:suppressAutoHyphens w:val="true"/>
       <w:bidi w:val="0"/>
       <w:spacing w:lineRule="auto" w:line="240" w:beforeAutospacing="0" w:before="0" w:afterAutospacing="0" w:after="0"/>
-      <w:ind w:left="0" w:right="0" w:hanging="0"/>
+      <w:ind w:hanging="0" w:left="0" w:right="0"/>
       <w:jc w:val="both"/>
     </w:pPr>
     <w:rPr>
@@ -2261,15 +2186,10 @@
       <w:shd w:fill="auto" w:val="clear"/>
       <w:vertAlign w:val="baseline"/>
       <w:lang w:val="en-US" w:eastAsia="zh-CN" w:bidi="hi-IN"/>
-      <w14:textFill>
-        <w14:solidFill>
-          <w14:srgbClr w14:val="000000"/>
-        </w14:solidFill>
-      </w14:textFill>
     </w:rPr>
   </w:style>
   <w:style w:type="paragraph" w:styleId="Header">
-    <w:name w:val="Header"/>
+    <w:name w:val="header"/>
     <w:basedOn w:val="HeaderandFooter"/>
     <w:pPr/>
     <w:rPr/>
@@ -2332,1078 +2252,166 @@
         <a:srgbClr val="000000"/>
       </a:dk1>
       <a:lt1>
-        <a:srgbClr val="FFFFFF"/>
+        <a:srgbClr val="ffffff"/>
       </a:lt1>
       <a:dk2>
-        <a:srgbClr val="A7A7A7"/>
+        <a:srgbClr val="a7a7a7"/>
       </a:dk2>
       <a:lt2>
         <a:srgbClr val="535353"/>
       </a:lt2>
       <a:accent1>
-        <a:srgbClr val="4F81BD"/>
+        <a:srgbClr val="4f81bd"/>
       </a:accent1>
       <a:accent2>
-        <a:srgbClr val="C0504D"/>
+        <a:srgbClr val="c0504d"/>
       </a:accent2>
       <a:accent3>
-        <a:srgbClr val="9BBB59"/>
+        <a:srgbClr val="9bbb59"/>
       </a:accent3>
       <a:accent4>
-        <a:srgbClr val="8064A2"/>
+        <a:srgbClr val="8064a2"/>
       </a:accent4>
       <a:accent5>
-        <a:srgbClr val="4BACC6"/>
+        <a:srgbClr val="4bacc6"/>
       </a:accent5>
       <a:accent6>
-        <a:srgbClr val="F79646"/>
+        <a:srgbClr val="f79646"/>
       </a:accent6>
       <a:hlink>
-        <a:srgbClr val="0000FF"/>
+        <a:srgbClr val="0000ff"/>
       </a:hlink>
       <a:folHlink>
-        <a:srgbClr val="FF00FF"/>
+        <a:srgbClr val="ff00ff"/>
       </a:folHlink>
     </a:clrScheme>
     <a:fontScheme name="Тема Office">
       <a:majorFont>
-        <a:latin typeface="Times New Roman"/>
-        <a:ea typeface="Times New Roman"/>
-        <a:cs typeface="Times New Roman"/>
+        <a:latin typeface="Times New Roman" pitchFamily="0" charset="1"/>
+        <a:ea typeface="Times New Roman" pitchFamily="0" charset="1"/>
+        <a:cs typeface="Times New Roman" pitchFamily="0" charset="1"/>
       </a:majorFont>
       <a:minorFont>
-        <a:latin typeface="Helvetica Neue"/>
-        <a:ea typeface="Helvetica Neue"/>
-        <a:cs typeface="Helvetica Neue"/>
+        <a:latin typeface="Helvetica Neue" pitchFamily="0" charset="1"/>
+        <a:ea typeface="Helvetica Neue" pitchFamily="0" charset="1"/>
+        <a:cs typeface="Helvetica Neue" pitchFamily="0" charset="1"/>
       </a:minorFont>
     </a:fontScheme>
-    <a:fmtScheme name="Тема Office">
+    <a:fmtScheme>
       <a:fillStyleLst>
         <a:solidFill>
           <a:schemeClr val="phClr"/>
         </a:solidFill>
-        <a:gradFill rotWithShape="1">
+        <a:gradFill>
           <a:gsLst>
             <a:gs pos="0">
               <a:schemeClr val="phClr">
                 <a:tint val="50000"/>
-                <a:satMod val="300000"/>
               </a:schemeClr>
             </a:gs>
             <a:gs pos="35000">
               <a:schemeClr val="phClr">
                 <a:tint val="37000"/>
-                <a:satMod val="300000"/>
               </a:schemeClr>
             </a:gs>
             <a:gs pos="100000">
               <a:schemeClr val="phClr">
                 <a:tint val="15000"/>
-                <a:satMod val="350000"/>
               </a:schemeClr>
             </a:gs>
           </a:gsLst>
           <a:lin ang="16200000" scaled="1"/>
+          <a:tileRect l="0" t="0" r="0" b="0"/>
         </a:gradFill>
-        <a:gradFill rotWithShape="1">
+        <a:gradFill>
           <a:gsLst>
             <a:gs pos="0">
               <a:schemeClr val="phClr">
                 <a:tint val="100000"/>
                 <a:shade val="100000"/>
-                <a:satMod val="129999"/>
               </a:schemeClr>
             </a:gs>
             <a:gs pos="100000">
               <a:schemeClr val="phClr">
                 <a:tint val="50000"/>
                 <a:shade val="100000"/>
-                <a:satMod val="350000"/>
               </a:schemeClr>
             </a:gs>
           </a:gsLst>
           <a:lin ang="16200000" scaled="0"/>
+          <a:tileRect l="0" t="0" r="0" b="0"/>
         </a:gradFill>
       </a:fillStyleLst>
       <a:lnStyleLst>
         <a:ln w="9525" cap="flat" cmpd="sng" algn="ctr">
-          <a:solidFill>
-            <a:schemeClr val="phClr">
-              <a:shade val="95000"/>
-              <a:satMod val="104999"/>
-            </a:schemeClr>
-          </a:solidFill>
           <a:prstDash val="solid"/>
         </a:ln>
         <a:ln w="25400" cap="flat" cmpd="sng" algn="ctr">
-          <a:solidFill>
-            <a:schemeClr val="phClr"/>
-          </a:solidFill>
           <a:prstDash val="solid"/>
         </a:ln>
         <a:ln w="38100" cap="flat" cmpd="sng" algn="ctr">
-          <a:solidFill>
-            <a:schemeClr val="phClr"/>
-          </a:solidFill>
           <a:prstDash val="solid"/>
         </a:ln>
       </a:lnStyleLst>
       <a:effectStyleLst>
         <a:effectStyle>
-          <a:effectLst>
-            <a:outerShdw sx="100000" sy="100000" kx="0" ky="0" algn="b" rotWithShape="0" blurRad="38100" dist="23000" dir="5400000">
-              <a:srgbClr val="000000">
-                <a:alpha val="35000"/>
-              </a:srgbClr>
-            </a:outerShdw>
-          </a:effectLst>
+          <a:effectLst/>
         </a:effectStyle>
         <a:effectStyle>
-          <a:effectLst>
-            <a:outerShdw sx="100000" sy="100000" kx="0" ky="0" algn="b" rotWithShape="0" blurRad="38100" dist="23000" dir="5400000">
-              <a:srgbClr val="000000">
-                <a:alpha val="35000"/>
-              </a:srgbClr>
-            </a:outerShdw>
-          </a:effectLst>
+          <a:effectLst/>
         </a:effectStyle>
         <a:effectStyle>
-          <a:effectLst>
-            <a:outerShdw sx="100000" sy="100000" kx="0" ky="0" algn="b" rotWithShape="0" blurRad="38100" dist="20000" dir="5400000">
-              <a:srgbClr val="000000">
-                <a:alpha val="38000"/>
-              </a:srgbClr>
-            </a:outerShdw>
-          </a:effectLst>
+          <a:effectLst/>
         </a:effectStyle>
       </a:effectStyleLst>
       <a:bgFillStyleLst>
         <a:solidFill>
           <a:schemeClr val="phClr"/>
         </a:solidFill>
-        <a:gradFill rotWithShape="1">
+        <a:gradFill>
           <a:gsLst>
             <a:gs pos="0">
               <a:schemeClr val="phClr">
                 <a:tint val="40000"/>
-                <a:satMod val="350000"/>
               </a:schemeClr>
             </a:gs>
             <a:gs pos="40000">
               <a:schemeClr val="phClr">
                 <a:tint val="45000"/>
                 <a:shade val="99000"/>
-                <a:satMod val="350000"/>
               </a:schemeClr>
             </a:gs>
             <a:gs pos="100000">
               <a:schemeClr val="phClr">
                 <a:shade val="20000"/>
-                <a:satMod val="255000"/>
               </a:schemeClr>
             </a:gs>
           </a:gsLst>
           <a:path path="circle">
             <a:fillToRect l="50000" t="-80000" r="50000" b="180000"/>
           </a:path>
+          <a:tileRect l="0" t="0" r="0" b="0"/>
         </a:gradFill>
-        <a:gradFill rotWithShape="1">
+        <a:gradFill>
           <a:gsLst>
             <a:gs pos="0">
               <a:schemeClr val="phClr">
                 <a:tint val="80000"/>
-                <a:satMod val="300000"/>
               </a:schemeClr>
             </a:gs>
             <a:gs pos="100000">
               <a:schemeClr val="phClr">
                 <a:shade val="30000"/>
-                <a:satMod val="200000"/>
               </a:schemeClr>
             </a:gs>
           </a:gsLst>
           <a:path path="circle">
             <a:fillToRect l="50000" t="50000" r="50000" b="50000"/>
           </a:path>
+          <a:tileRect l="0" t="0" r="0" b="0"/>
         </a:gradFill>
       </a:bgFillStyleLst>
     </a:fmtScheme>
   </a:themeElements>
-  <a:objectDefaults>
-    <a:spDef>
-      <a:spPr>
-        <a:solidFill>
-          <a:srgbClr val="FFFFFF"/>
-        </a:solidFill>
-        <a:ln w="25400" cap="flat">
-          <a:solidFill>
-            <a:schemeClr val="accent1"/>
-          </a:solidFill>
-          <a:prstDash val="solid"/>
-          <a:round/>
-        </a:ln>
-        <a:effectLst>
-          <a:outerShdw sx="100000" sy="100000" kx="0" ky="0" algn="b" rotWithShape="0" blurRad="38100" dist="23000" dir="5400000">
-            <a:srgbClr val="000000">
-              <a:alpha val="35000"/>
-            </a:srgbClr>
-          </a:outerShdw>
-        </a:effectLst>
-        <a:sp3d/>
-      </a:spPr>
-      <a:bodyPr rot="0" spcFirstLastPara="1" vertOverflow="overflow" horzOverflow="overflow" vert="horz" wrap="square" lIns="45719" tIns="45719" rIns="45719" bIns="45719" numCol="1" spcCol="38100" rtlCol="0" anchor="ctr" upright="0">
-        <a:spAutoFit/>
-      </a:bodyPr>
-      <a:lstStyle>
-        <a:defPPr marL="0" marR="0" indent="0" algn="l" defTabSz="914400" rtl="0" fontAlgn="auto" latinLnBrk="0" hangingPunct="0">
-          <a:lnSpc>
-            <a:spcPct val="100000"/>
-          </a:lnSpc>
-          <a:spcBef>
-            <a:spcPts val="0"/>
-          </a:spcBef>
-          <a:spcAft>
-            <a:spcPts val="0"/>
-          </a:spcAft>
-          <a:buClrTx/>
-          <a:buSzTx/>
-          <a:buFontTx/>
-          <a:buNone/>
-          <a:tabLst/>
-          <a:defRPr b="0" baseline="0" cap="none" i="0" spc="0" strike="noStrike" sz="1800" u="none" kumimoji="0" normalizeH="0">
-            <a:ln>
-              <a:noFill/>
-            </a:ln>
-            <a:solidFill>
-              <a:srgbClr val="000000"/>
-            </a:solidFill>
-            <a:effectLst/>
-            <a:uFillTx/>
-            <a:latin typeface="Calibri"/>
-            <a:ea typeface="Calibri"/>
-            <a:cs typeface="Calibri"/>
-            <a:sym typeface="Calibri"/>
-          </a:defRPr>
-        </a:defPPr>
-        <a:lvl1pPr marL="0" marR="0" indent="0" algn="l" defTabSz="914400" rtl="0" fontAlgn="auto" latinLnBrk="1" hangingPunct="0">
-          <a:lnSpc>
-            <a:spcPct val="100000"/>
-          </a:lnSpc>
-          <a:spcBef>
-            <a:spcPts val="0"/>
-          </a:spcBef>
-          <a:spcAft>
-            <a:spcPts val="0"/>
-          </a:spcAft>
-          <a:buClrTx/>
-          <a:buSzTx/>
-          <a:buFontTx/>
-          <a:buNone/>
-          <a:tabLst/>
-          <a:defRPr b="0" baseline="0" cap="none" i="0" spc="0" strike="noStrike" sz="1800" u="none" kumimoji="0" normalizeH="0">
-            <a:ln>
-              <a:noFill/>
-            </a:ln>
-            <a:solidFill>
-              <a:srgbClr val="000000"/>
-            </a:solidFill>
-            <a:effectLst/>
-            <a:uFillTx/>
-          </a:defRPr>
-        </a:lvl1pPr>
-        <a:lvl2pPr marL="0" marR="0" indent="0" algn="l" defTabSz="914400" rtl="0" fontAlgn="auto" latinLnBrk="1" hangingPunct="0">
-          <a:lnSpc>
-            <a:spcPct val="100000"/>
-          </a:lnSpc>
-          <a:spcBef>
-            <a:spcPts val="0"/>
-          </a:spcBef>
-          <a:spcAft>
-            <a:spcPts val="0"/>
-          </a:spcAft>
-          <a:buClrTx/>
-          <a:buSzTx/>
-          <a:buFontTx/>
-          <a:buNone/>
-          <a:tabLst/>
-          <a:defRPr b="0" baseline="0" cap="none" i="0" spc="0" strike="noStrike" sz="1800" u="none" kumimoji="0" normalizeH="0">
-            <a:ln>
-              <a:noFill/>
-            </a:ln>
-            <a:solidFill>
-              <a:srgbClr val="000000"/>
-            </a:solidFill>
-            <a:effectLst/>
-            <a:uFillTx/>
-          </a:defRPr>
-        </a:lvl2pPr>
-        <a:lvl3pPr marL="0" marR="0" indent="0" algn="l" defTabSz="914400" rtl="0" fontAlgn="auto" latinLnBrk="1" hangingPunct="0">
-          <a:lnSpc>
-            <a:spcPct val="100000"/>
-          </a:lnSpc>
-          <a:spcBef>
-            <a:spcPts val="0"/>
-          </a:spcBef>
-          <a:spcAft>
-            <a:spcPts val="0"/>
-          </a:spcAft>
-          <a:buClrTx/>
-          <a:buSzTx/>
-          <a:buFontTx/>
-          <a:buNone/>
-          <a:tabLst/>
-          <a:defRPr b="0" baseline="0" cap="none" i="0" spc="0" strike="noStrike" sz="1800" u="none" kumimoji="0" normalizeH="0">
-            <a:ln>
-              <a:noFill/>
-            </a:ln>
-            <a:solidFill>
-              <a:srgbClr val="000000"/>
-            </a:solidFill>
-            <a:effectLst/>
-            <a:uFillTx/>
-          </a:defRPr>
-        </a:lvl3pPr>
-        <a:lvl4pPr marL="0" marR="0" indent="0" algn="l" defTabSz="914400" rtl="0" fontAlgn="auto" latinLnBrk="1" hangingPunct="0">
-          <a:lnSpc>
-            <a:spcPct val="100000"/>
-          </a:lnSpc>
-          <a:spcBef>
-            <a:spcPts val="0"/>
-          </a:spcBef>
-          <a:spcAft>
-            <a:spcPts val="0"/>
-          </a:spcAft>
-          <a:buClrTx/>
-          <a:buSzTx/>
-          <a:buFontTx/>
-          <a:buNone/>
-          <a:tabLst/>
-          <a:defRPr b="0" baseline="0" cap="none" i="0" spc="0" strike="noStrike" sz="1800" u="none" kumimoji="0" normalizeH="0">
-            <a:ln>
-              <a:noFill/>
-            </a:ln>
-            <a:solidFill>
-              <a:srgbClr val="000000"/>
-            </a:solidFill>
-            <a:effectLst/>
-            <a:uFillTx/>
-          </a:defRPr>
-        </a:lvl4pPr>
-        <a:lvl5pPr marL="0" marR="0" indent="0" algn="l" defTabSz="914400" rtl="0" fontAlgn="auto" latinLnBrk="1" hangingPunct="0">
-          <a:lnSpc>
-            <a:spcPct val="100000"/>
-          </a:lnSpc>
-          <a:spcBef>
-            <a:spcPts val="0"/>
-          </a:spcBef>
-          <a:spcAft>
-            <a:spcPts val="0"/>
-          </a:spcAft>
-          <a:buClrTx/>
-          <a:buSzTx/>
-          <a:buFontTx/>
-          <a:buNone/>
-          <a:tabLst/>
-          <a:defRPr b="0" baseline="0" cap="none" i="0" spc="0" strike="noStrike" sz="1800" u="none" kumimoji="0" normalizeH="0">
-            <a:ln>
-              <a:noFill/>
-            </a:ln>
-            <a:solidFill>
-              <a:srgbClr val="000000"/>
-            </a:solidFill>
-            <a:effectLst/>
-            <a:uFillTx/>
-          </a:defRPr>
-        </a:lvl5pPr>
-        <a:lvl6pPr marL="0" marR="0" indent="0" algn="l" defTabSz="914400" rtl="0" fontAlgn="auto" latinLnBrk="1" hangingPunct="0">
-          <a:lnSpc>
-            <a:spcPct val="100000"/>
-          </a:lnSpc>
-          <a:spcBef>
-            <a:spcPts val="0"/>
-          </a:spcBef>
-          <a:spcAft>
-            <a:spcPts val="0"/>
-          </a:spcAft>
-          <a:buClrTx/>
-          <a:buSzTx/>
-          <a:buFontTx/>
-          <a:buNone/>
-          <a:tabLst/>
-          <a:defRPr b="0" baseline="0" cap="none" i="0" spc="0" strike="noStrike" sz="1800" u="none" kumimoji="0" normalizeH="0">
-            <a:ln>
-              <a:noFill/>
-            </a:ln>
-            <a:solidFill>
-              <a:srgbClr val="000000"/>
-            </a:solidFill>
-            <a:effectLst/>
-            <a:uFillTx/>
-          </a:defRPr>
-        </a:lvl6pPr>
-        <a:lvl7pPr marL="0" marR="0" indent="0" algn="l" defTabSz="914400" rtl="0" fontAlgn="auto" latinLnBrk="1" hangingPunct="0">
-          <a:lnSpc>
-            <a:spcPct val="100000"/>
-          </a:lnSpc>
-          <a:spcBef>
-            <a:spcPts val="0"/>
-          </a:spcBef>
-          <a:spcAft>
-            <a:spcPts val="0"/>
-          </a:spcAft>
-          <a:buClrTx/>
-          <a:buSzTx/>
-          <a:buFontTx/>
-          <a:buNone/>
-          <a:tabLst/>
-          <a:defRPr b="0" baseline="0" cap="none" i="0" spc="0" strike="noStrike" sz="1800" u="none" kumimoji="0" normalizeH="0">
-            <a:ln>
-              <a:noFill/>
-            </a:ln>
-            <a:solidFill>
-              <a:srgbClr val="000000"/>
-            </a:solidFill>
-            <a:effectLst/>
-            <a:uFillTx/>
-          </a:defRPr>
-        </a:lvl7pPr>
-        <a:lvl8pPr marL="0" marR="0" indent="0" algn="l" defTabSz="914400" rtl="0" fontAlgn="auto" latinLnBrk="1" hangingPunct="0">
-          <a:lnSpc>
-            <a:spcPct val="100000"/>
-          </a:lnSpc>
-          <a:spcBef>
-            <a:spcPts val="0"/>
-          </a:spcBef>
-          <a:spcAft>
-            <a:spcPts val="0"/>
-          </a:spcAft>
-          <a:buClrTx/>
-          <a:buSzTx/>
-          <a:buFontTx/>
-          <a:buNone/>
-          <a:tabLst/>
-          <a:defRPr b="0" baseline="0" cap="none" i="0" spc="0" strike="noStrike" sz="1800" u="none" kumimoji="0" normalizeH="0">
-            <a:ln>
-              <a:noFill/>
-            </a:ln>
-            <a:solidFill>
-              <a:srgbClr val="000000"/>
-            </a:solidFill>
-            <a:effectLst/>
-            <a:uFillTx/>
-          </a:defRPr>
-        </a:lvl8pPr>
-        <a:lvl9pPr marL="0" marR="0" indent="0" algn="l" defTabSz="914400" rtl="0" fontAlgn="auto" latinLnBrk="1" hangingPunct="0">
-          <a:lnSpc>
-            <a:spcPct val="100000"/>
-          </a:lnSpc>
-          <a:spcBef>
-            <a:spcPts val="0"/>
-          </a:spcBef>
-          <a:spcAft>
-            <a:spcPts val="0"/>
-          </a:spcAft>
-          <a:buClrTx/>
-          <a:buSzTx/>
-          <a:buFontTx/>
-          <a:buNone/>
-          <a:tabLst/>
-          <a:defRPr b="0" baseline="0" cap="none" i="0" spc="0" strike="noStrike" sz="1800" u="none" kumimoji="0" normalizeH="0">
-            <a:ln>
-              <a:noFill/>
-            </a:ln>
-            <a:solidFill>
-              <a:srgbClr val="000000"/>
-            </a:solidFill>
-            <a:effectLst/>
-            <a:uFillTx/>
-          </a:defRPr>
-        </a:lvl9pPr>
-      </a:lstStyle>
-      <a:style>
-        <a:lnRef idx="0"/>
-        <a:fillRef idx="0"/>
-        <a:effectRef idx="0"/>
-        <a:fontRef idx="none"/>
-      </a:style>
-    </a:spDef>
-    <a:lnDef>
-      <a:spPr>
-        <a:noFill/>
-        <a:ln w="25400" cap="flat">
-          <a:solidFill>
-            <a:schemeClr val="accent1"/>
-          </a:solidFill>
-          <a:prstDash val="solid"/>
-          <a:round/>
-        </a:ln>
-        <a:effectLst>
-          <a:outerShdw sx="100000" sy="100000" kx="0" ky="0" algn="b" rotWithShape="0" blurRad="38100" dist="20000" dir="5400000">
-            <a:srgbClr val="000000">
-              <a:alpha val="38000"/>
-            </a:srgbClr>
-          </a:outerShdw>
-        </a:effectLst>
-        <a:sp3d/>
-      </a:spPr>
-      <a:bodyPr rot="0" spcFirstLastPara="1" vertOverflow="overflow" horzOverflow="overflow" vert="horz" wrap="square" lIns="91439" tIns="45719" rIns="91439" bIns="45719" numCol="1" spcCol="38100" rtlCol="0" anchor="t" upright="0">
-        <a:noAutofit/>
-      </a:bodyPr>
-      <a:lstStyle>
-        <a:defPPr marL="0" marR="0" indent="0" algn="l" defTabSz="914400" rtl="0" fontAlgn="auto" latinLnBrk="1" hangingPunct="0">
-          <a:lnSpc>
-            <a:spcPct val="100000"/>
-          </a:lnSpc>
-          <a:spcBef>
-            <a:spcPts val="0"/>
-          </a:spcBef>
-          <a:spcAft>
-            <a:spcPts val="0"/>
-          </a:spcAft>
-          <a:buClrTx/>
-          <a:buSzTx/>
-          <a:buFontTx/>
-          <a:buNone/>
-          <a:tabLst/>
-          <a:defRPr b="0" baseline="0" cap="none" i="0" spc="0" strike="noStrike" sz="1800" u="none" kumimoji="0" normalizeH="0">
-            <a:ln>
-              <a:noFill/>
-            </a:ln>
-            <a:solidFill>
-              <a:srgbClr val="000000"/>
-            </a:solidFill>
-            <a:effectLst/>
-            <a:uFillTx/>
-          </a:defRPr>
-        </a:defPPr>
-        <a:lvl1pPr marL="0" marR="0" indent="0" algn="l" defTabSz="914400" rtl="0" fontAlgn="auto" latinLnBrk="1" hangingPunct="0">
-          <a:lnSpc>
-            <a:spcPct val="100000"/>
-          </a:lnSpc>
-          <a:spcBef>
-            <a:spcPts val="0"/>
-          </a:spcBef>
-          <a:spcAft>
-            <a:spcPts val="0"/>
-          </a:spcAft>
-          <a:buClrTx/>
-          <a:buSzTx/>
-          <a:buFontTx/>
-          <a:buNone/>
-          <a:tabLst/>
-          <a:defRPr b="0" baseline="0" cap="none" i="0" spc="0" strike="noStrike" sz="1800" u="none" kumimoji="0" normalizeH="0">
-            <a:ln>
-              <a:noFill/>
-            </a:ln>
-            <a:solidFill>
-              <a:srgbClr val="000000"/>
-            </a:solidFill>
-            <a:effectLst/>
-            <a:uFillTx/>
-          </a:defRPr>
-        </a:lvl1pPr>
-        <a:lvl2pPr marL="0" marR="0" indent="0" algn="l" defTabSz="914400" rtl="0" fontAlgn="auto" latinLnBrk="1" hangingPunct="0">
-          <a:lnSpc>
-            <a:spcPct val="100000"/>
-          </a:lnSpc>
-          <a:spcBef>
-            <a:spcPts val="0"/>
-          </a:spcBef>
-          <a:spcAft>
-            <a:spcPts val="0"/>
-          </a:spcAft>
-          <a:buClrTx/>
-          <a:buSzTx/>
-          <a:buFontTx/>
-          <a:buNone/>
-          <a:tabLst/>
-          <a:defRPr b="0" baseline="0" cap="none" i="0" spc="0" strike="noStrike" sz="1800" u="none" kumimoji="0" normalizeH="0">
-            <a:ln>
-              <a:noFill/>
-            </a:ln>
-            <a:solidFill>
-              <a:srgbClr val="000000"/>
-            </a:solidFill>
-            <a:effectLst/>
-            <a:uFillTx/>
-          </a:defRPr>
-        </a:lvl2pPr>
-        <a:lvl3pPr marL="0" marR="0" indent="0" algn="l" defTabSz="914400" rtl="0" fontAlgn="auto" latinLnBrk="1" hangingPunct="0">
-          <a:lnSpc>
-            <a:spcPct val="100000"/>
-          </a:lnSpc>
-          <a:spcBef>
-            <a:spcPts val="0"/>
-          </a:spcBef>
-          <a:spcAft>
-            <a:spcPts val="0"/>
-          </a:spcAft>
-          <a:buClrTx/>
-          <a:buSzTx/>
-          <a:buFontTx/>
-          <a:buNone/>
-          <a:tabLst/>
-          <a:defRPr b="0" baseline="0" cap="none" i="0" spc="0" strike="noStrike" sz="1800" u="none" kumimoji="0" normalizeH="0">
-            <a:ln>
-              <a:noFill/>
-            </a:ln>
-            <a:solidFill>
-              <a:srgbClr val="000000"/>
-            </a:solidFill>
-            <a:effectLst/>
-            <a:uFillTx/>
-          </a:defRPr>
-        </a:lvl3pPr>
-        <a:lvl4pPr marL="0" marR="0" indent="0" algn="l" defTabSz="914400" rtl="0" fontAlgn="auto" latinLnBrk="1" hangingPunct="0">
-          <a:lnSpc>
-            <a:spcPct val="100000"/>
-          </a:lnSpc>
-          <a:spcBef>
-            <a:spcPts val="0"/>
-          </a:spcBef>
-          <a:spcAft>
-            <a:spcPts val="0"/>
-          </a:spcAft>
-          <a:buClrTx/>
-          <a:buSzTx/>
-          <a:buFontTx/>
-          <a:buNone/>
-          <a:tabLst/>
-          <a:defRPr b="0" baseline="0" cap="none" i="0" spc="0" strike="noStrike" sz="1800" u="none" kumimoji="0" normalizeH="0">
-            <a:ln>
-              <a:noFill/>
-            </a:ln>
-            <a:solidFill>
-              <a:srgbClr val="000000"/>
-            </a:solidFill>
-            <a:effectLst/>
-            <a:uFillTx/>
-          </a:defRPr>
-        </a:lvl4pPr>
-        <a:lvl5pPr marL="0" marR="0" indent="0" algn="l" defTabSz="914400" rtl="0" fontAlgn="auto" latinLnBrk="1" hangingPunct="0">
-          <a:lnSpc>
-            <a:spcPct val="100000"/>
-          </a:lnSpc>
-          <a:spcBef>
-            <a:spcPts val="0"/>
-          </a:spcBef>
-          <a:spcAft>
-            <a:spcPts val="0"/>
-          </a:spcAft>
-          <a:buClrTx/>
-          <a:buSzTx/>
-          <a:buFontTx/>
-          <a:buNone/>
-          <a:tabLst/>
-          <a:defRPr b="0" baseline="0" cap="none" i="0" spc="0" strike="noStrike" sz="1800" u="none" kumimoji="0" normalizeH="0">
-            <a:ln>
-              <a:noFill/>
-            </a:ln>
-            <a:solidFill>
-              <a:srgbClr val="000000"/>
-            </a:solidFill>
-            <a:effectLst/>
-            <a:uFillTx/>
-          </a:defRPr>
-        </a:lvl5pPr>
-        <a:lvl6pPr marL="0" marR="0" indent="0" algn="l" defTabSz="914400" rtl="0" fontAlgn="auto" latinLnBrk="1" hangingPunct="0">
-          <a:lnSpc>
-            <a:spcPct val="100000"/>
-          </a:lnSpc>
-          <a:spcBef>
-            <a:spcPts val="0"/>
-          </a:spcBef>
-          <a:spcAft>
-            <a:spcPts val="0"/>
-          </a:spcAft>
-          <a:buClrTx/>
-          <a:buSzTx/>
-          <a:buFontTx/>
-          <a:buNone/>
-          <a:tabLst/>
-          <a:defRPr b="0" baseline="0" cap="none" i="0" spc="0" strike="noStrike" sz="1800" u="none" kumimoji="0" normalizeH="0">
-            <a:ln>
-              <a:noFill/>
-            </a:ln>
-            <a:solidFill>
-              <a:srgbClr val="000000"/>
-            </a:solidFill>
-            <a:effectLst/>
-            <a:uFillTx/>
-          </a:defRPr>
-        </a:lvl6pPr>
-        <a:lvl7pPr marL="0" marR="0" indent="0" algn="l" defTabSz="914400" rtl="0" fontAlgn="auto" latinLnBrk="1" hangingPunct="0">
-          <a:lnSpc>
-            <a:spcPct val="100000"/>
-          </a:lnSpc>
-          <a:spcBef>
-            <a:spcPts val="0"/>
-          </a:spcBef>
-          <a:spcAft>
-            <a:spcPts val="0"/>
-          </a:spcAft>
-          <a:buClrTx/>
-          <a:buSzTx/>
-          <a:buFontTx/>
-          <a:buNone/>
-          <a:tabLst/>
-          <a:defRPr b="0" baseline="0" cap="none" i="0" spc="0" strike="noStrike" sz="1800" u="none" kumimoji="0" normalizeH="0">
-            <a:ln>
-              <a:noFill/>
-            </a:ln>
-            <a:solidFill>
-              <a:srgbClr val="000000"/>
-            </a:solidFill>
-            <a:effectLst/>
-            <a:uFillTx/>
-          </a:defRPr>
-        </a:lvl7pPr>
-        <a:lvl8pPr marL="0" marR="0" indent="0" algn="l" defTabSz="914400" rtl="0" fontAlgn="auto" latinLnBrk="1" hangingPunct="0">
-          <a:lnSpc>
-            <a:spcPct val="100000"/>
-          </a:lnSpc>
-          <a:spcBef>
-            <a:spcPts val="0"/>
-          </a:spcBef>
-          <a:spcAft>
-            <a:spcPts val="0"/>
-          </a:spcAft>
-          <a:buClrTx/>
-          <a:buSzTx/>
-          <a:buFontTx/>
-          <a:buNone/>
-          <a:tabLst/>
-          <a:defRPr b="0" baseline="0" cap="none" i="0" spc="0" strike="noStrike" sz="1800" u="none" kumimoji="0" normalizeH="0">
-            <a:ln>
-              <a:noFill/>
-            </a:ln>
-            <a:solidFill>
-              <a:srgbClr val="000000"/>
-            </a:solidFill>
-            <a:effectLst/>
-            <a:uFillTx/>
-          </a:defRPr>
-        </a:lvl8pPr>
-        <a:lvl9pPr marL="0" marR="0" indent="0" algn="l" defTabSz="914400" rtl="0" fontAlgn="auto" latinLnBrk="1" hangingPunct="0">
-          <a:lnSpc>
-            <a:spcPct val="100000"/>
-          </a:lnSpc>
-          <a:spcBef>
-            <a:spcPts val="0"/>
-          </a:spcBef>
-          <a:spcAft>
-            <a:spcPts val="0"/>
-          </a:spcAft>
-          <a:buClrTx/>
-          <a:buSzTx/>
-          <a:buFontTx/>
-          <a:buNone/>
-          <a:tabLst/>
-          <a:defRPr b="0" baseline="0" cap="none" i="0" spc="0" strike="noStrike" sz="1800" u="none" kumimoji="0" normalizeH="0">
-            <a:ln>
-              <a:noFill/>
-            </a:ln>
-            <a:solidFill>
-              <a:srgbClr val="000000"/>
-            </a:solidFill>
-            <a:effectLst/>
-            <a:uFillTx/>
-          </a:defRPr>
-        </a:lvl9pPr>
-      </a:lstStyle>
-      <a:style>
-        <a:lnRef idx="0"/>
-        <a:fillRef idx="0"/>
-        <a:effectRef idx="0"/>
-        <a:fontRef idx="none"/>
-      </a:style>
-    </a:lnDef>
-    <a:txDef>
-      <a:spPr>
-        <a:noFill/>
-        <a:ln w="12700" cap="flat">
-          <a:noFill/>
-          <a:miter lim="400000"/>
-        </a:ln>
-        <a:effectLst/>
-        <a:sp3d/>
-      </a:spPr>
-      <a:bodyPr rot="0" spcFirstLastPara="1" vertOverflow="overflow" horzOverflow="overflow" vert="horz" wrap="square" lIns="45719" tIns="45719" rIns="45719" bIns="45719" numCol="1" spcCol="38100" rtlCol="0" anchor="t" upright="0">
-        <a:spAutoFit/>
-      </a:bodyPr>
-      <a:lstStyle>
-        <a:defPPr marL="0" marR="0" indent="0" algn="l" defTabSz="914400" rtl="0" fontAlgn="auto" latinLnBrk="0" hangingPunct="0">
-          <a:lnSpc>
-            <a:spcPct val="100000"/>
-          </a:lnSpc>
-          <a:spcBef>
-            <a:spcPts val="0"/>
-          </a:spcBef>
-          <a:spcAft>
-            <a:spcPts val="0"/>
-          </a:spcAft>
-          <a:buClrTx/>
-          <a:buSzTx/>
-          <a:buFontTx/>
-          <a:buNone/>
-          <a:tabLst/>
-          <a:defRPr b="0" baseline="0" cap="none" i="0" spc="0" strike="noStrike" sz="1800" u="none" kumimoji="0" normalizeH="0">
-            <a:ln>
-              <a:noFill/>
-            </a:ln>
-            <a:solidFill>
-              <a:srgbClr val="000000"/>
-            </a:solidFill>
-            <a:effectLst/>
-            <a:uFillTx/>
-            <a:latin typeface="Calibri"/>
-            <a:ea typeface="Calibri"/>
-            <a:cs typeface="Calibri"/>
-            <a:sym typeface="Calibri"/>
-          </a:defRPr>
-        </a:defPPr>
-        <a:lvl1pPr marL="0" marR="0" indent="0" algn="l" defTabSz="914400" rtl="0" fontAlgn="auto" latinLnBrk="1" hangingPunct="0">
-          <a:lnSpc>
-            <a:spcPct val="100000"/>
-          </a:lnSpc>
-          <a:spcBef>
-            <a:spcPts val="0"/>
-          </a:spcBef>
-          <a:spcAft>
-            <a:spcPts val="0"/>
-          </a:spcAft>
-          <a:buClrTx/>
-          <a:buSzTx/>
-          <a:buFontTx/>
-          <a:buNone/>
-          <a:tabLst/>
-          <a:defRPr b="0" baseline="0" cap="none" i="0" spc="0" strike="noStrike" sz="1800" u="none" kumimoji="0" normalizeH="0">
-            <a:ln>
-              <a:noFill/>
-            </a:ln>
-            <a:solidFill>
-              <a:srgbClr val="000000"/>
-            </a:solidFill>
-            <a:effectLst/>
-            <a:uFillTx/>
-          </a:defRPr>
-        </a:lvl1pPr>
-        <a:lvl2pPr marL="0" marR="0" indent="0" algn="l" defTabSz="914400" rtl="0" fontAlgn="auto" latinLnBrk="1" hangingPunct="0">
-          <a:lnSpc>
-            <a:spcPct val="100000"/>
-          </a:lnSpc>
-          <a:spcBef>
-            <a:spcPts val="0"/>
-          </a:spcBef>
-          <a:spcAft>
-            <a:spcPts val="0"/>
-          </a:spcAft>
-          <a:buClrTx/>
-          <a:buSzTx/>
-          <a:buFontTx/>
-          <a:buNone/>
-          <a:tabLst/>
-          <a:defRPr b="0" baseline="0" cap="none" i="0" spc="0" strike="noStrike" sz="1800" u="none" kumimoji="0" normalizeH="0">
-            <a:ln>
-              <a:noFill/>
-            </a:ln>
-            <a:solidFill>
-              <a:srgbClr val="000000"/>
-            </a:solidFill>
-            <a:effectLst/>
-            <a:uFillTx/>
-          </a:defRPr>
-        </a:lvl2pPr>
-        <a:lvl3pPr marL="0" marR="0" indent="0" algn="l" defTabSz="914400" rtl="0" fontAlgn="auto" latinLnBrk="1" hangingPunct="0">
-          <a:lnSpc>
-            <a:spcPct val="100000"/>
-          </a:lnSpc>
-          <a:spcBef>
-            <a:spcPts val="0"/>
-          </a:spcBef>
-          <a:spcAft>
-            <a:spcPts val="0"/>
-          </a:spcAft>
-          <a:buClrTx/>
-          <a:buSzTx/>
-          <a:buFontTx/>
-          <a:buNone/>
-          <a:tabLst/>
-          <a:defRPr b="0" baseline="0" cap="none" i="0" spc="0" strike="noStrike" sz="1800" u="none" kumimoji="0" normalizeH="0">
-            <a:ln>
-              <a:noFill/>
-            </a:ln>
-            <a:solidFill>
-              <a:srgbClr val="000000"/>
-            </a:solidFill>
-            <a:effectLst/>
-            <a:uFillTx/>
-          </a:defRPr>
-        </a:lvl3pPr>
-        <a:lvl4pPr marL="0" marR="0" indent="0" algn="l" defTabSz="914400" rtl="0" fontAlgn="auto" latinLnBrk="1" hangingPunct="0">
-          <a:lnSpc>
-            <a:spcPct val="100000"/>
-          </a:lnSpc>
-          <a:spcBef>
-            <a:spcPts val="0"/>
-          </a:spcBef>
-          <a:spcAft>
-            <a:spcPts val="0"/>
-          </a:spcAft>
-          <a:buClrTx/>
-          <a:buSzTx/>
-          <a:buFontTx/>
-          <a:buNone/>
-          <a:tabLst/>
-          <a:defRPr b="0" baseline="0" cap="none" i="0" spc="0" strike="noStrike" sz="1800" u="none" kumimoji="0" normalizeH="0">
-            <a:ln>
-              <a:noFill/>
-            </a:ln>
-            <a:solidFill>
-              <a:srgbClr val="000000"/>
-            </a:solidFill>
-            <a:effectLst/>
-            <a:uFillTx/>
-          </a:defRPr>
-        </a:lvl4pPr>
-        <a:lvl5pPr marL="0" marR="0" indent="0" algn="l" defTabSz="914400" rtl="0" fontAlgn="auto" latinLnBrk="1" hangingPunct="0">
-          <a:lnSpc>
-            <a:spcPct val="100000"/>
-          </a:lnSpc>
-          <a:spcBef>
-            <a:spcPts val="0"/>
-          </a:spcBef>
-          <a:spcAft>
-            <a:spcPts val="0"/>
-          </a:spcAft>
-          <a:buClrTx/>
-          <a:buSzTx/>
-          <a:buFontTx/>
-          <a:buNone/>
-          <a:tabLst/>
-          <a:defRPr b="0" baseline="0" cap="none" i="0" spc="0" strike="noStrike" sz="1800" u="none" kumimoji="0" normalizeH="0">
-            <a:ln>
-              <a:noFill/>
-            </a:ln>
-            <a:solidFill>
-              <a:srgbClr val="000000"/>
-            </a:solidFill>
-            <a:effectLst/>
-            <a:uFillTx/>
-          </a:defRPr>
-        </a:lvl5pPr>
-        <a:lvl6pPr marL="0" marR="0" indent="0" algn="l" defTabSz="914400" rtl="0" fontAlgn="auto" latinLnBrk="1" hangingPunct="0">
-          <a:lnSpc>
-            <a:spcPct val="100000"/>
-          </a:lnSpc>
-          <a:spcBef>
-            <a:spcPts val="0"/>
-          </a:spcBef>
-          <a:spcAft>
-            <a:spcPts val="0"/>
-          </a:spcAft>
-          <a:buClrTx/>
-          <a:buSzTx/>
-          <a:buFontTx/>
-          <a:buNone/>
-          <a:tabLst/>
-          <a:defRPr b="0" baseline="0" cap="none" i="0" spc="0" strike="noStrike" sz="1800" u="none" kumimoji="0" normalizeH="0">
-            <a:ln>
-              <a:noFill/>
-            </a:ln>
-            <a:solidFill>
-              <a:srgbClr val="000000"/>
-            </a:solidFill>
-            <a:effectLst/>
-            <a:uFillTx/>
-          </a:defRPr>
-        </a:lvl6pPr>
-        <a:lvl7pPr marL="0" marR="0" indent="0" algn="l" defTabSz="914400" rtl="0" fontAlgn="auto" latinLnBrk="1" hangingPunct="0">
-          <a:lnSpc>
-            <a:spcPct val="100000"/>
-          </a:lnSpc>
-          <a:spcBef>
-            <a:spcPts val="0"/>
-          </a:spcBef>
-          <a:spcAft>
-            <a:spcPts val="0"/>
-          </a:spcAft>
-          <a:buClrTx/>
-          <a:buSzTx/>
-          <a:buFontTx/>
-          <a:buNone/>
-          <a:tabLst/>
-          <a:defRPr b="0" baseline="0" cap="none" i="0" spc="0" strike="noStrike" sz="1800" u="none" kumimoji="0" normalizeH="0">
-            <a:ln>
-              <a:noFill/>
-            </a:ln>
-            <a:solidFill>
-              <a:srgbClr val="000000"/>
-            </a:solidFill>
-            <a:effectLst/>
-            <a:uFillTx/>
-          </a:defRPr>
-        </a:lvl7pPr>
-        <a:lvl8pPr marL="0" marR="0" indent="0" algn="l" defTabSz="914400" rtl="0" fontAlgn="auto" latinLnBrk="1" hangingPunct="0">
-          <a:lnSpc>
-            <a:spcPct val="100000"/>
-          </a:lnSpc>
-          <a:spcBef>
-            <a:spcPts val="0"/>
-          </a:spcBef>
-          <a:spcAft>
-            <a:spcPts val="0"/>
-          </a:spcAft>
-          <a:buClrTx/>
-          <a:buSzTx/>
-          <a:buFontTx/>
-          <a:buNone/>
-          <a:tabLst/>
-          <a:defRPr b="0" baseline="0" cap="none" i="0" spc="0" strike="noStrike" sz="1800" u="none" kumimoji="0" normalizeH="0">
-            <a:ln>
-              <a:noFill/>
-            </a:ln>
-            <a:solidFill>
-              <a:srgbClr val="000000"/>
-            </a:solidFill>
-            <a:effectLst/>
-            <a:uFillTx/>
-          </a:defRPr>
-        </a:lvl8pPr>
-        <a:lvl9pPr marL="0" marR="0" indent="0" algn="l" defTabSz="914400" rtl="0" fontAlgn="auto" latinLnBrk="1" hangingPunct="0">
-          <a:lnSpc>
-            <a:spcPct val="100000"/>
-          </a:lnSpc>
-          <a:spcBef>
-            <a:spcPts val="0"/>
-          </a:spcBef>
-          <a:spcAft>
-            <a:spcPts val="0"/>
-          </a:spcAft>
-          <a:buClrTx/>
-          <a:buSzTx/>
-          <a:buFontTx/>
-          <a:buNone/>
-          <a:tabLst/>
-          <a:defRPr b="0" baseline="0" cap="none" i="0" spc="0" strike="noStrike" sz="1800" u="none" kumimoji="0" normalizeH="0">
-            <a:ln>
-              <a:noFill/>
-            </a:ln>
-            <a:solidFill>
-              <a:srgbClr val="000000"/>
-            </a:solidFill>
-            <a:effectLst/>
-            <a:uFillTx/>
-          </a:defRPr>
-        </a:lvl9pPr>
-      </a:lstStyle>
-      <a:style>
-        <a:lnRef idx="0"/>
-        <a:fillRef idx="0"/>
-        <a:effectRef idx="0"/>
-        <a:fontRef idx="none"/>
-      </a:style>
-    </a:txDef>
-  </a:objectDefaults>
 </a:theme>
 </file>